--- a/MODUL AJAR/MA B.INDO/BAB 3 - MA B Indo Kls 1.docx
+++ b/MODUL AJAR/MA B.INDO/BAB 3 - MA B Indo Kls 1.docx
@@ -1,6 +1,6 @@
 
 <file path=word/document.xml><?xml version="1.0" encoding="utf-8"?>
-<w:document xmlns:wpc="http://schemas.microsoft.com/office/word/2010/wordprocessingCanvas" xmlns:cx="http://schemas.microsoft.com/office/drawing/2014/chartex" xmlns:cx1="http://schemas.microsoft.com/office/drawing/2015/9/8/chartex" xmlns:cx2="http://schemas.microsoft.com/office/drawing/2015/10/21/chartex" xmlns:cx3="http://schemas.microsoft.com/office/drawing/2016/5/9/chartex" xmlns:cx4="http://schemas.microsoft.com/office/drawing/2016/5/10/chartex" xmlns:cx5="http://schemas.microsoft.com/office/drawing/2016/5/11/chartex" xmlns:cx6="http://schemas.microsoft.com/office/drawing/2016/5/12/chartex" xmlns:cx7="http://schemas.microsoft.com/office/drawing/2016/5/13/chartex" xmlns:cx8="http://schemas.microsoft.com/office/drawing/2016/5/14/chartex" xmlns:mc="http://schemas.openxmlformats.org/markup-compatibility/2006" xmlns:aink="http://schemas.microsoft.com/office/drawing/2016/ink" xmlns:am3d="http://schemas.microsoft.com/office/drawing/2017/model3d" xmlns:o="urn:schemas-microsoft-com:office:office" xmlns:oel="http://schemas.microsoft.com/office/2019/extlst" xmlns:r="http://schemas.openxmlformats.org/officeDocument/2006/relationships" xmlns:m="http://schemas.openxmlformats.org/officeDocument/2006/math" xmlns:v="urn:schemas-microsoft-com:vml" xmlns:wp14="http://schemas.microsoft.com/office/word/2010/wordprocessingDrawing" xmlns:wp="http://schemas.openxmlformats.org/drawingml/2006/wordprocessingDrawing" xmlns:w10="urn:schemas-microsoft-com:office:word" xmlns:w="http://schemas.openxmlformats.org/wordprocessingml/2006/main" xmlns:w14="http://schemas.microsoft.com/office/word/2010/wordml" xmlns:w15="http://schemas.microsoft.com/office/word/2012/wordml" xmlns:w16cex="http://schemas.microsoft.com/office/word/2018/wordml/cex" xmlns:w16cid="http://schemas.microsoft.com/office/word/2016/wordml/cid" xmlns:w16="http://schemas.microsoft.com/office/word/2018/wordml" xmlns:w16sdtdh="http://schemas.microsoft.com/office/word/2020/wordml/sdtdatahash" xmlns:w16se="http://schemas.microsoft.com/office/word/2015/wordml/symex" xmlns:wpg="http://schemas.microsoft.com/office/word/2010/wordprocessingGroup" xmlns:wpi="http://schemas.microsoft.com/office/word/2010/wordprocessingInk" xmlns:wne="http://schemas.microsoft.com/office/word/2006/wordml" xmlns:wps="http://schemas.microsoft.com/office/word/2010/wordprocessingShape" mc:Ignorable="w14 w15 w16se w16cid w16 w16cex w16sdtdh wp14">
+<w:document xmlns:wpc="http://schemas.microsoft.com/office/word/2010/wordprocessingCanvas" xmlns:cx="http://schemas.microsoft.com/office/drawing/2014/chartex" xmlns:cx1="http://schemas.microsoft.com/office/drawing/2015/9/8/chartex" xmlns:cx2="http://schemas.microsoft.com/office/drawing/2015/10/21/chartex" xmlns:cx3="http://schemas.microsoft.com/office/drawing/2016/5/9/chartex" xmlns:cx4="http://schemas.microsoft.com/office/drawing/2016/5/10/chartex" xmlns:cx5="http://schemas.microsoft.com/office/drawing/2016/5/11/chartex" xmlns:cx6="http://schemas.microsoft.com/office/drawing/2016/5/12/chartex" xmlns:cx7="http://schemas.microsoft.com/office/drawing/2016/5/13/chartex" xmlns:cx8="http://schemas.microsoft.com/office/drawing/2016/5/14/chartex" xmlns:mc="http://schemas.openxmlformats.org/markup-compatibility/2006" xmlns:aink="http://schemas.microsoft.com/office/drawing/2016/ink" xmlns:am3d="http://schemas.microsoft.com/office/drawing/2017/model3d" xmlns:o="urn:schemas-microsoft-com:office:office" xmlns:oel="http://schemas.microsoft.com/office/2019/extlst" xmlns:r="http://schemas.openxmlformats.org/officeDocument/2006/relationships" xmlns:m="http://schemas.openxmlformats.org/officeDocument/2006/math" xmlns:v="urn:schemas-microsoft-com:vml" xmlns:wp14="http://schemas.microsoft.com/office/word/2010/wordprocessingDrawing" xmlns:wp="http://schemas.openxmlformats.org/drawingml/2006/wordprocessingDrawing" xmlns:w10="urn:schemas-microsoft-com:office:word" xmlns:w="http://schemas.openxmlformats.org/wordprocessingml/2006/main" xmlns:w14="http://schemas.microsoft.com/office/word/2010/wordml" xmlns:w15="http://schemas.microsoft.com/office/word/2012/wordml" xmlns:w16cex="http://schemas.microsoft.com/office/word/2018/wordml/cex" xmlns:w16cid="http://schemas.microsoft.com/office/word/2016/wordml/cid" xmlns:w16="http://schemas.microsoft.com/office/word/2018/wordml" xmlns:w16du="http://schemas.microsoft.com/office/word/2023/wordml/word16du" xmlns:w16sdtdh="http://schemas.microsoft.com/office/word/2020/wordml/sdtdatahash" xmlns:w16sdtfl="http://schemas.microsoft.com/office/word/2024/wordml/sdtformatlock" xmlns:w16se="http://schemas.microsoft.com/office/word/2015/wordml/symex" xmlns:wpg="http://schemas.microsoft.com/office/word/2010/wordprocessingGroup" xmlns:wpi="http://schemas.microsoft.com/office/word/2010/wordprocessingInk" xmlns:wne="http://schemas.microsoft.com/office/word/2006/wordml" xmlns:wps="http://schemas.microsoft.com/office/word/2010/wordprocessingShape" mc:Ignorable="w14 w15 w16se w16cid w16 w16cex w16sdtdh w16sdtfl w16du wp14">
   <w:body>
     <w:p>
       <w:pPr>
@@ -902,7 +902,7 @@
                 <w:szCs w:val="28"/>
                 <w:lang w:val="pt-BR"/>
               </w:rPr>
-              <w:t>2025/2026</w:t>
+              <w:t>2026/2027</w:t>
             </w:r>
           </w:p>
           <w:p>
@@ -1026,7 +1026,7 @@
           </w:tcPr>
           <w:p>
             <w:pPr>
-              <w:pStyle w:val="DaftarParagraf"/>
+              <w:pStyle w:val="ListParagraph"/>
               <w:numPr>
                 <w:ilvl w:val="0"/>
                 <w:numId w:val="15"/>
@@ -1229,7 +1229,7 @@
           </w:tcPr>
           <w:p>
             <w:pPr>
-              <w:pStyle w:val="Judul5"/>
+              <w:pStyle w:val="Heading5"/>
               <w:shd w:val="clear" w:color="auto" w:fill="FFFFFF"/>
               <w:spacing w:line="276" w:lineRule="auto"/>
               <w:ind w:left="73" w:firstLine="0"/>
@@ -1286,7 +1286,7 @@
           </w:tcPr>
           <w:p>
             <w:pPr>
-              <w:pStyle w:val="Judul5"/>
+              <w:pStyle w:val="Heading5"/>
               <w:shd w:val="clear" w:color="auto" w:fill="FFFFFF"/>
               <w:spacing w:line="276" w:lineRule="auto"/>
               <w:ind w:left="73" w:firstLine="0"/>
@@ -1301,7 +1301,7 @@
                 <w:rFonts w:ascii="Times New Roman" w:hAnsi="Times New Roman"/>
                 <w:lang w:val="en-US"/>
               </w:rPr>
-              <w:t>2025/2026</w:t>
+              <w:t>2026/2027</w:t>
             </w:r>
           </w:p>
         </w:tc>
@@ -1343,7 +1343,7 @@
           </w:tcPr>
           <w:p>
             <w:pPr>
-              <w:pStyle w:val="Judul5"/>
+              <w:pStyle w:val="Heading5"/>
               <w:shd w:val="clear" w:color="auto" w:fill="FFFFFF"/>
               <w:spacing w:line="276" w:lineRule="auto"/>
               <w:ind w:left="73" w:firstLine="0"/>
@@ -1400,7 +1400,7 @@
           </w:tcPr>
           <w:p>
             <w:pPr>
-              <w:pStyle w:val="Judul5"/>
+              <w:pStyle w:val="Heading5"/>
               <w:shd w:val="clear" w:color="auto" w:fill="FFFFFF"/>
               <w:spacing w:line="276" w:lineRule="auto"/>
               <w:ind w:left="73" w:firstLine="0"/>
@@ -1466,7 +1466,7 @@
           </w:tcPr>
           <w:p>
             <w:pPr>
-              <w:pStyle w:val="Judul5"/>
+              <w:pStyle w:val="Heading5"/>
               <w:shd w:val="clear" w:color="auto" w:fill="FFFFFF"/>
               <w:spacing w:line="276" w:lineRule="auto"/>
               <w:ind w:left="73" w:firstLine="0"/>
@@ -1527,7 +1527,7 @@
           </w:tcPr>
           <w:p>
             <w:pPr>
-              <w:pStyle w:val="Judul5"/>
+              <w:pStyle w:val="Heading5"/>
               <w:shd w:val="clear" w:color="auto" w:fill="FFFFFF"/>
               <w:spacing w:line="276" w:lineRule="auto"/>
               <w:ind w:left="73" w:firstLine="0"/>
@@ -1667,7 +1667,7 @@
           </w:tcPr>
           <w:p>
             <w:pPr>
-              <w:pStyle w:val="Judul5"/>
+              <w:pStyle w:val="Heading5"/>
               <w:shd w:val="clear" w:color="auto" w:fill="FFFFFF"/>
               <w:spacing w:line="276" w:lineRule="auto"/>
               <w:ind w:left="0" w:firstLine="0"/>
@@ -1706,7 +1706,7 @@
           </w:tcPr>
           <w:p>
             <w:pPr>
-              <w:pStyle w:val="DaftarParagraf"/>
+              <w:pStyle w:val="ListParagraph"/>
               <w:numPr>
                 <w:ilvl w:val="0"/>
                 <w:numId w:val="15"/>
@@ -1944,7 +1944,7 @@
           </w:tcPr>
           <w:p>
             <w:pPr>
-              <w:pStyle w:val="DaftarParagraf"/>
+              <w:pStyle w:val="ListParagraph"/>
               <w:numPr>
                 <w:ilvl w:val="0"/>
                 <w:numId w:val="15"/>
@@ -2087,7 +2087,7 @@
           </w:tcPr>
           <w:p>
             <w:pPr>
-              <w:pStyle w:val="DaftarParagraf"/>
+              <w:pStyle w:val="ListParagraph"/>
               <w:numPr>
                 <w:ilvl w:val="0"/>
                 <w:numId w:val="15"/>
@@ -2152,7 +2152,7 @@
           </w:tcPr>
           <w:p>
             <w:pPr>
-              <w:pStyle w:val="DaftarParagraf"/>
+              <w:pStyle w:val="ListParagraph"/>
               <w:numPr>
                 <w:ilvl w:val="0"/>
                 <w:numId w:val="14"/>
@@ -2181,7 +2181,7 @@
           </w:p>
           <w:p>
             <w:pPr>
-              <w:pStyle w:val="DaftarParagraf"/>
+              <w:pStyle w:val="ListParagraph"/>
               <w:spacing w:before="60" w:after="60"/>
               <w:ind w:left="437"/>
               <w:jc w:val="both"/>
@@ -2202,7 +2202,7 @@
           </w:p>
           <w:p>
             <w:pPr>
-              <w:pStyle w:val="DaftarParagraf"/>
+              <w:pStyle w:val="ListParagraph"/>
               <w:numPr>
                 <w:ilvl w:val="0"/>
                 <w:numId w:val="14"/>
@@ -2231,7 +2231,7 @@
           </w:p>
           <w:p>
             <w:pPr>
-              <w:pStyle w:val="DaftarParagraf"/>
+              <w:pStyle w:val="ListParagraph"/>
               <w:spacing w:before="60" w:after="60"/>
               <w:ind w:left="437"/>
               <w:jc w:val="both"/>
@@ -2252,7 +2252,7 @@
           </w:p>
           <w:p>
             <w:pPr>
-              <w:pStyle w:val="DaftarParagraf"/>
+              <w:pStyle w:val="ListParagraph"/>
               <w:numPr>
                 <w:ilvl w:val="0"/>
                 <w:numId w:val="14"/>
@@ -2281,7 +2281,7 @@
           </w:p>
           <w:p>
             <w:pPr>
-              <w:pStyle w:val="DaftarParagraf"/>
+              <w:pStyle w:val="ListParagraph"/>
               <w:spacing w:before="60" w:after="60"/>
               <w:ind w:left="437"/>
               <w:jc w:val="both"/>
@@ -2302,7 +2302,7 @@
           </w:p>
           <w:p>
             <w:pPr>
-              <w:pStyle w:val="DaftarParagraf"/>
+              <w:pStyle w:val="ListParagraph"/>
               <w:numPr>
                 <w:ilvl w:val="0"/>
                 <w:numId w:val="14"/>
@@ -2331,7 +2331,7 @@
           </w:p>
           <w:p>
             <w:pPr>
-              <w:pStyle w:val="DaftarParagraf"/>
+              <w:pStyle w:val="ListParagraph"/>
               <w:spacing w:before="60" w:after="60"/>
               <w:ind w:left="437"/>
               <w:jc w:val="both"/>
@@ -2352,7 +2352,7 @@
           </w:p>
           <w:p>
             <w:pPr>
-              <w:pStyle w:val="DaftarParagraf"/>
+              <w:pStyle w:val="ListParagraph"/>
               <w:numPr>
                 <w:ilvl w:val="0"/>
                 <w:numId w:val="14"/>
@@ -2382,7 +2382,7 @@
           </w:p>
           <w:p>
             <w:pPr>
-              <w:pStyle w:val="DaftarParagraf"/>
+              <w:pStyle w:val="ListParagraph"/>
               <w:spacing w:before="60" w:after="60"/>
               <w:ind w:left="437"/>
               <w:jc w:val="both"/>
@@ -2403,7 +2403,7 @@
           </w:p>
           <w:p>
             <w:pPr>
-              <w:pStyle w:val="DaftarParagraf"/>
+              <w:pStyle w:val="ListParagraph"/>
               <w:numPr>
                 <w:ilvl w:val="0"/>
                 <w:numId w:val="14"/>
@@ -2432,7 +2432,7 @@
           </w:p>
           <w:p>
             <w:pPr>
-              <w:pStyle w:val="DaftarParagraf"/>
+              <w:pStyle w:val="ListParagraph"/>
               <w:spacing w:before="60" w:after="60"/>
               <w:ind w:left="437"/>
               <w:jc w:val="both"/>
@@ -2453,7 +2453,7 @@
           </w:p>
           <w:p>
             <w:pPr>
-              <w:pStyle w:val="DaftarParagraf"/>
+              <w:pStyle w:val="ListParagraph"/>
               <w:numPr>
                 <w:ilvl w:val="0"/>
                 <w:numId w:val="14"/>
@@ -2482,7 +2482,7 @@
           </w:p>
           <w:p>
             <w:pPr>
-              <w:pStyle w:val="DaftarParagraf"/>
+              <w:pStyle w:val="ListParagraph"/>
               <w:spacing w:before="60" w:after="60"/>
               <w:ind w:left="437"/>
               <w:jc w:val="both"/>
@@ -2503,7 +2503,7 @@
           </w:p>
           <w:p>
             <w:pPr>
-              <w:pStyle w:val="DaftarParagraf"/>
+              <w:pStyle w:val="ListParagraph"/>
               <w:numPr>
                 <w:ilvl w:val="0"/>
                 <w:numId w:val="14"/>
@@ -2530,7 +2530,7 @@
           </w:p>
           <w:p>
             <w:pPr>
-              <w:pStyle w:val="DaftarParagraf"/>
+              <w:pStyle w:val="ListParagraph"/>
               <w:spacing w:before="60" w:after="60"/>
               <w:ind w:left="437"/>
               <w:jc w:val="both"/>
@@ -2566,7 +2566,7 @@
           </w:tcPr>
           <w:p>
             <w:pPr>
-              <w:pStyle w:val="DaftarParagraf"/>
+              <w:pStyle w:val="ListParagraph"/>
               <w:numPr>
                 <w:ilvl w:val="0"/>
                 <w:numId w:val="15"/>
@@ -3899,7 +3899,7 @@
           </w:tcPr>
           <w:p>
             <w:pPr>
-              <w:pStyle w:val="TeksIsi"/>
+              <w:pStyle w:val="BodyText"/>
               <w:numPr>
                 <w:ilvl w:val="0"/>
                 <w:numId w:val="20"/>
@@ -4061,7 +4061,7 @@
           </w:tcPr>
           <w:p>
             <w:pPr>
-              <w:pStyle w:val="TeksIsi"/>
+              <w:pStyle w:val="BodyText"/>
               <w:numPr>
                 <w:ilvl w:val="0"/>
                 <w:numId w:val="20"/>
@@ -4088,7 +4088,7 @@
           </w:p>
           <w:p>
             <w:pPr>
-              <w:pStyle w:val="TeksIsi"/>
+              <w:pStyle w:val="BodyText"/>
               <w:numPr>
                 <w:ilvl w:val="0"/>
                 <w:numId w:val="20"/>
@@ -4152,7 +4152,7 @@
           </w:tcPr>
           <w:p>
             <w:pPr>
-              <w:pStyle w:val="DaftarParagraf"/>
+              <w:pStyle w:val="ListParagraph"/>
               <w:numPr>
                 <w:ilvl w:val="0"/>
                 <w:numId w:val="15"/>
@@ -4234,7 +4234,7 @@
           </w:tcPr>
           <w:p>
             <w:pPr>
-              <w:pStyle w:val="DaftarParagraf"/>
+              <w:pStyle w:val="ListParagraph"/>
               <w:widowControl w:val="0"/>
               <w:numPr>
                 <w:ilvl w:val="0"/>
@@ -4912,7 +4912,7 @@
           </w:tcPr>
           <w:p>
             <w:pPr>
-              <w:pStyle w:val="DaftarParagraf"/>
+              <w:pStyle w:val="ListParagraph"/>
               <w:numPr>
                 <w:ilvl w:val="0"/>
                 <w:numId w:val="15"/>
@@ -5100,7 +5100,7 @@
           </w:tcPr>
           <w:p>
             <w:pPr>
-              <w:pStyle w:val="DaftarParagraf"/>
+              <w:pStyle w:val="ListParagraph"/>
               <w:numPr>
                 <w:ilvl w:val="0"/>
                 <w:numId w:val="15"/>
@@ -5345,7 +5345,7 @@
           </w:tcPr>
           <w:p>
             <w:pPr>
-              <w:pStyle w:val="DaftarParagraf"/>
+              <w:pStyle w:val="ListParagraph"/>
               <w:numPr>
                 <w:ilvl w:val="0"/>
                 <w:numId w:val="19"/>
@@ -5448,7 +5448,7 @@
           </w:tcPr>
           <w:p>
             <w:pPr>
-              <w:pStyle w:val="DaftarParagraf"/>
+              <w:pStyle w:val="ListParagraph"/>
               <w:numPr>
                 <w:ilvl w:val="0"/>
                 <w:numId w:val="19"/>
@@ -5719,7 +5719,7 @@
           </w:tcPr>
           <w:p>
             <w:pPr>
-              <w:pStyle w:val="DaftarParagraf"/>
+              <w:pStyle w:val="ListParagraph"/>
               <w:spacing w:after="0"/>
               <w:ind w:left="0"/>
               <w:rPr>
@@ -6061,7 +6061,7 @@
           </w:p>
           <w:p>
             <w:pPr>
-              <w:pStyle w:val="DaftarParagraf"/>
+              <w:pStyle w:val="ListParagraph"/>
               <w:numPr>
                 <w:ilvl w:val="0"/>
                 <w:numId w:val="27"/>
@@ -6253,7 +6253,7 @@
           </w:p>
           <w:p>
             <w:pPr>
-              <w:pStyle w:val="DaftarParagraf"/>
+              <w:pStyle w:val="ListParagraph"/>
               <w:numPr>
                 <w:ilvl w:val="0"/>
                 <w:numId w:val="27"/>
@@ -6422,7 +6422,7 @@
           </w:p>
           <w:p>
             <w:pPr>
-              <w:pStyle w:val="DaftarParagraf"/>
+              <w:pStyle w:val="ListParagraph"/>
               <w:numPr>
                 <w:ilvl w:val="0"/>
                 <w:numId w:val="27"/>
@@ -7071,7 +7071,7 @@
           </w:tcPr>
           <w:p>
             <w:pPr>
-              <w:pStyle w:val="DaftarParagraf"/>
+              <w:pStyle w:val="ListParagraph"/>
               <w:spacing w:after="0"/>
               <w:ind w:left="0"/>
               <w:rPr>
@@ -7436,7 +7436,7 @@
           </w:tcPr>
           <w:p>
             <w:pPr>
-              <w:pStyle w:val="Judul4"/>
+              <w:pStyle w:val="Heading4"/>
               <w:rPr>
                 <w:rFonts w:ascii="Times New Roman" w:hAnsi="Times New Roman" w:cs="Times New Roman"/>
                 <w:i w:val="0"/>
@@ -7449,7 +7449,7 @@
             </w:pPr>
             <w:r>
               <w:rPr>
-                <w:rStyle w:val="Kuat"/>
+                <w:rStyle w:val="Strong"/>
                 <w:rFonts w:ascii="Times New Roman" w:hAnsi="Times New Roman" w:cs="Times New Roman"/>
                 <w:i w:val="0"/>
                 <w:iCs w:val="0"/>
@@ -7470,7 +7470,7 @@
             </w:pPr>
             <w:r>
               <w:rPr>
-                <w:rStyle w:val="Kuat"/>
+                <w:rStyle w:val="Strong"/>
                 <w:rFonts w:eastAsia="SimSun"/>
               </w:rPr>
               <w:t>Mindfull Learning (Fokus dan Kesadaran Penuh)</w:t>
@@ -7491,7 +7491,7 @@
             </w:pPr>
             <w:r>
               <w:rPr>
-                <w:rStyle w:val="Kuat"/>
+                <w:rStyle w:val="Strong"/>
                 <w:rFonts w:ascii="Times New Roman" w:hAnsi="Times New Roman" w:cs="Times New Roman"/>
                 <w:sz w:val="24"/>
                 <w:szCs w:val="24"/>
@@ -7566,7 +7566,7 @@
             </w:pPr>
             <w:r>
               <w:rPr>
-                <w:rStyle w:val="Kuat"/>
+                <w:rStyle w:val="Strong"/>
                 <w:rFonts w:ascii="Times New Roman" w:hAnsi="Times New Roman" w:cs="Times New Roman"/>
                 <w:sz w:val="24"/>
                 <w:szCs w:val="24"/>
@@ -7658,7 +7658,7 @@
             </w:pPr>
             <w:r>
               <w:rPr>
-                <w:rStyle w:val="Kuat"/>
+                <w:rStyle w:val="Strong"/>
                 <w:rFonts w:eastAsia="SimSun"/>
               </w:rPr>
               <w:t>Joyfull Learning (Pembelajaran Menyenangkan)</w:t>
@@ -7674,7 +7674,7 @@
             </w:pPr>
             <w:r>
               <w:rPr>
-                <w:rStyle w:val="Kuat"/>
+                <w:rStyle w:val="Strong"/>
                 <w:rFonts w:eastAsia="SimSun"/>
               </w:rPr>
               <w:t>Tebak Kata Huruf ‘K’ (20 Menit)</w:t>
@@ -7737,7 +7737,7 @@
             </w:pPr>
             <w:r>
               <w:rPr>
-                <w:rStyle w:val="Kuat"/>
+                <w:rStyle w:val="Strong"/>
                 <w:rFonts w:eastAsia="SimSun"/>
               </w:rPr>
               <w:t>Melengkapi Kalimat (20 Menit)</w:t>
@@ -7800,7 +7800,7 @@
             </w:pPr>
             <w:r>
               <w:rPr>
-                <w:rStyle w:val="Kuat"/>
+                <w:rStyle w:val="Strong"/>
                 <w:rFonts w:eastAsia="SimSun"/>
               </w:rPr>
               <w:t>Meaningfull Learning (Pembelajaran Bermakna)</w:t>
@@ -7821,7 +7821,7 @@
             </w:pPr>
             <w:r>
               <w:rPr>
-                <w:rStyle w:val="Kuat"/>
+                <w:rStyle w:val="Strong"/>
                 <w:rFonts w:ascii="Times New Roman" w:hAnsi="Times New Roman" w:cs="Times New Roman"/>
                 <w:sz w:val="24"/>
                 <w:szCs w:val="24"/>
@@ -7937,7 +7937,7 @@
           </w:tcPr>
           <w:p>
             <w:pPr>
-              <w:pStyle w:val="Judul4"/>
+              <w:pStyle w:val="Heading4"/>
               <w:rPr>
                 <w:rFonts w:ascii="Times New Roman" w:hAnsi="Times New Roman" w:cs="Times New Roman"/>
                 <w:i w:val="0"/>
@@ -7950,7 +7950,7 @@
             </w:pPr>
             <w:r>
               <w:rPr>
-                <w:rStyle w:val="Kuat"/>
+                <w:rStyle w:val="Strong"/>
                 <w:rFonts w:ascii="Times New Roman" w:hAnsi="Times New Roman" w:cs="Times New Roman"/>
                 <w:i w:val="0"/>
                 <w:iCs w:val="0"/>
@@ -7971,7 +7971,7 @@
             </w:pPr>
             <w:r>
               <w:rPr>
-                <w:rStyle w:val="Kuat"/>
+                <w:rStyle w:val="Strong"/>
                 <w:rFonts w:eastAsia="SimSun"/>
               </w:rPr>
               <w:t>Refleksi</w:t>
@@ -8034,7 +8034,7 @@
             </w:pPr>
             <w:r>
               <w:rPr>
-                <w:rStyle w:val="Kuat"/>
+                <w:rStyle w:val="Strong"/>
                 <w:rFonts w:eastAsia="SimSun"/>
               </w:rPr>
               <w:t>Penilaian</w:t>
@@ -8097,7 +8097,7 @@
             </w:pPr>
             <w:r>
               <w:rPr>
-                <w:rStyle w:val="Kuat"/>
+                <w:rStyle w:val="Strong"/>
                 <w:rFonts w:eastAsia="SimSun"/>
               </w:rPr>
               <w:t>Tindak Lanjut</w:t>
@@ -8138,7 +8138,7 @@
             </w:pPr>
             <w:r>
               <w:rPr>
-                <w:rStyle w:val="Kuat"/>
+                <w:rStyle w:val="Strong"/>
                 <w:rFonts w:eastAsia="SimSun"/>
               </w:rPr>
               <w:t>Doa Penutup</w:t>
@@ -8230,7 +8230,7 @@
           </w:tcPr>
           <w:p>
             <w:pPr>
-              <w:pStyle w:val="DaftarParagraf"/>
+              <w:pStyle w:val="ListParagraph"/>
               <w:spacing w:after="0"/>
               <w:ind w:left="0"/>
               <w:rPr>
@@ -9543,7 +9543,7 @@
           </w:tcPr>
           <w:p>
             <w:pPr>
-              <w:pStyle w:val="DaftarParagraf"/>
+              <w:pStyle w:val="ListParagraph"/>
               <w:numPr>
                 <w:ilvl w:val="0"/>
                 <w:numId w:val="2"/>
@@ -9574,7 +9574,7 @@
           </w:p>
           <w:p>
             <w:pPr>
-              <w:pStyle w:val="DaftarParagraf"/>
+              <w:pStyle w:val="ListParagraph"/>
               <w:spacing w:before="60" w:after="60" w:line="240" w:lineRule="auto"/>
               <w:ind w:left="360" w:right="281"/>
               <w:contextualSpacing w:val="0"/>
@@ -9641,7 +9641,7 @@
           </w:p>
           <w:tbl>
             <w:tblPr>
-              <w:tblStyle w:val="KisiTabel"/>
+              <w:tblStyle w:val="TableGrid"/>
               <w:tblW w:w="0" w:type="auto"/>
               <w:tblInd w:w="495" w:type="dxa"/>
               <w:tblLayout w:type="fixed"/>
@@ -9665,7 +9665,7 @@
                 </w:tcPr>
                 <w:p>
                   <w:pPr>
-                    <w:pStyle w:val="DaftarParagraf"/>
+                    <w:pStyle w:val="ListParagraph"/>
                     <w:tabs>
                       <w:tab w:val="left" w:pos="276"/>
                     </w:tabs>
@@ -9699,7 +9699,7 @@
                 </w:tcPr>
                 <w:p>
                   <w:pPr>
-                    <w:pStyle w:val="DaftarParagraf"/>
+                    <w:pStyle w:val="ListParagraph"/>
                     <w:tabs>
                       <w:tab w:val="left" w:pos="276"/>
                     </w:tabs>
@@ -9733,7 +9733,7 @@
                 </w:tcPr>
                 <w:p>
                   <w:pPr>
-                    <w:pStyle w:val="DaftarParagraf"/>
+                    <w:pStyle w:val="ListParagraph"/>
                     <w:tabs>
                       <w:tab w:val="left" w:pos="276"/>
                     </w:tabs>
@@ -9767,7 +9767,7 @@
                 </w:tcPr>
                 <w:p>
                   <w:pPr>
-                    <w:pStyle w:val="DaftarParagraf"/>
+                    <w:pStyle w:val="ListParagraph"/>
                     <w:tabs>
                       <w:tab w:val="left" w:pos="276"/>
                     </w:tabs>
@@ -9801,7 +9801,7 @@
                 </w:tcPr>
                 <w:p>
                   <w:pPr>
-                    <w:pStyle w:val="DaftarParagraf"/>
+                    <w:pStyle w:val="ListParagraph"/>
                     <w:tabs>
                       <w:tab w:val="left" w:pos="276"/>
                     </w:tabs>
@@ -9841,7 +9841,7 @@
                 </w:tcPr>
                 <w:p>
                   <w:pPr>
-                    <w:pStyle w:val="DaftarParagraf"/>
+                    <w:pStyle w:val="ListParagraph"/>
                     <w:tabs>
                       <w:tab w:val="left" w:pos="276"/>
                     </w:tabs>
@@ -9865,7 +9865,7 @@
                 </w:tcPr>
                 <w:p>
                   <w:pPr>
-                    <w:pStyle w:val="DaftarParagraf"/>
+                    <w:pStyle w:val="ListParagraph"/>
                     <w:tabs>
                       <w:tab w:val="left" w:pos="276"/>
                     </w:tabs>
@@ -9899,7 +9899,7 @@
                 </w:tcPr>
                 <w:p>
                   <w:pPr>
-                    <w:pStyle w:val="DaftarParagraf"/>
+                    <w:pStyle w:val="ListParagraph"/>
                     <w:tabs>
                       <w:tab w:val="left" w:pos="276"/>
                     </w:tabs>
@@ -9933,7 +9933,7 @@
                 </w:tcPr>
                 <w:p>
                   <w:pPr>
-                    <w:pStyle w:val="DaftarParagraf"/>
+                    <w:pStyle w:val="ListParagraph"/>
                     <w:tabs>
                       <w:tab w:val="left" w:pos="276"/>
                     </w:tabs>
@@ -9967,7 +9967,7 @@
                 </w:tcPr>
                 <w:p>
                   <w:pPr>
-                    <w:pStyle w:val="DaftarParagraf"/>
+                    <w:pStyle w:val="ListParagraph"/>
                     <w:tabs>
                       <w:tab w:val="left" w:pos="276"/>
                     </w:tabs>
@@ -10007,7 +10007,7 @@
                 </w:tcPr>
                 <w:p>
                   <w:pPr>
-                    <w:pStyle w:val="DaftarParagraf"/>
+                    <w:pStyle w:val="ListParagraph"/>
                     <w:tabs>
                       <w:tab w:val="left" w:pos="276"/>
                     </w:tabs>
@@ -10046,7 +10046,7 @@
                 </w:tcPr>
                 <w:p>
                   <w:pPr>
-                    <w:pStyle w:val="DaftarParagraf"/>
+                    <w:pStyle w:val="ListParagraph"/>
                     <w:tabs>
                       <w:tab w:val="left" w:pos="276"/>
                     </w:tabs>
@@ -10138,7 +10138,7 @@
                 </w:tcPr>
                 <w:p>
                   <w:pPr>
-                    <w:pStyle w:val="DaftarParagraf"/>
+                    <w:pStyle w:val="ListParagraph"/>
                     <w:tabs>
                       <w:tab w:val="left" w:pos="276"/>
                     </w:tabs>
@@ -10212,7 +10212,7 @@
                 </w:tcPr>
                 <w:p>
                   <w:pPr>
-                    <w:pStyle w:val="DaftarParagraf"/>
+                    <w:pStyle w:val="ListParagraph"/>
                     <w:tabs>
                       <w:tab w:val="left" w:pos="276"/>
                     </w:tabs>
@@ -10304,7 +10304,7 @@
                 </w:tcPr>
                 <w:p>
                   <w:pPr>
-                    <w:pStyle w:val="DaftarParagraf"/>
+                    <w:pStyle w:val="ListParagraph"/>
                     <w:tabs>
                       <w:tab w:val="left" w:pos="276"/>
                     </w:tabs>
@@ -10375,7 +10375,7 @@
                 </w:tcPr>
                 <w:p>
                   <w:pPr>
-                    <w:pStyle w:val="DaftarParagraf"/>
+                    <w:pStyle w:val="ListParagraph"/>
                     <w:tabs>
                       <w:tab w:val="left" w:pos="276"/>
                     </w:tabs>
@@ -10405,7 +10405,7 @@
                 </w:tcPr>
                 <w:p>
                   <w:pPr>
-                    <w:pStyle w:val="DaftarParagraf"/>
+                    <w:pStyle w:val="ListParagraph"/>
                     <w:tabs>
                       <w:tab w:val="left" w:pos="276"/>
                     </w:tabs>
@@ -10506,7 +10506,7 @@
                 </w:tcPr>
                 <w:p>
                   <w:pPr>
-                    <w:pStyle w:val="DaftarParagraf"/>
+                    <w:pStyle w:val="ListParagraph"/>
                     <w:tabs>
                       <w:tab w:val="left" w:pos="276"/>
                     </w:tabs>
@@ -10589,7 +10589,7 @@
                 </w:tcPr>
                 <w:p>
                   <w:pPr>
-                    <w:pStyle w:val="DaftarParagraf"/>
+                    <w:pStyle w:val="ListParagraph"/>
                     <w:tabs>
                       <w:tab w:val="left" w:pos="276"/>
                     </w:tabs>
@@ -10646,7 +10646,7 @@
                 </w:tcPr>
                 <w:p>
                   <w:pPr>
-                    <w:pStyle w:val="DaftarParagraf"/>
+                    <w:pStyle w:val="ListParagraph"/>
                     <w:tabs>
                       <w:tab w:val="left" w:pos="276"/>
                     </w:tabs>
@@ -10762,7 +10762,7 @@
                 </w:tcPr>
                 <w:p>
                   <w:pPr>
-                    <w:pStyle w:val="DaftarParagraf"/>
+                    <w:pStyle w:val="ListParagraph"/>
                     <w:tabs>
                       <w:tab w:val="left" w:pos="276"/>
                     </w:tabs>
@@ -10792,7 +10792,7 @@
                 </w:tcPr>
                 <w:p>
                   <w:pPr>
-                    <w:pStyle w:val="DaftarParagraf"/>
+                    <w:pStyle w:val="ListParagraph"/>
                     <w:tabs>
                       <w:tab w:val="left" w:pos="276"/>
                     </w:tabs>
@@ -10911,7 +10911,7 @@
                 </w:tcPr>
                 <w:p>
                   <w:pPr>
-                    <w:pStyle w:val="DaftarParagraf"/>
+                    <w:pStyle w:val="ListParagraph"/>
                     <w:tabs>
                       <w:tab w:val="left" w:pos="276"/>
                     </w:tabs>
@@ -11012,7 +11012,7 @@
                 </w:tcPr>
                 <w:p>
                   <w:pPr>
-                    <w:pStyle w:val="DaftarParagraf"/>
+                    <w:pStyle w:val="ListParagraph"/>
                     <w:tabs>
                       <w:tab w:val="left" w:pos="276"/>
                     </w:tabs>
@@ -11113,7 +11113,7 @@
                 </w:tcPr>
                 <w:p>
                   <w:pPr>
-                    <w:pStyle w:val="DaftarParagraf"/>
+                    <w:pStyle w:val="ListParagraph"/>
                     <w:tabs>
                       <w:tab w:val="left" w:pos="276"/>
                     </w:tabs>
@@ -11335,7 +11335,7 @@
           </w:p>
           <w:p>
             <w:pPr>
-              <w:pStyle w:val="DaftarParagraf"/>
+              <w:pStyle w:val="ListParagraph"/>
               <w:numPr>
                 <w:ilvl w:val="0"/>
                 <w:numId w:val="2"/>
@@ -11368,7 +11368,7 @@
           </w:p>
           <w:p>
             <w:pPr>
-              <w:pStyle w:val="DaftarParagraf"/>
+              <w:pStyle w:val="ListParagraph"/>
               <w:spacing w:before="60" w:after="60" w:line="240" w:lineRule="auto"/>
               <w:ind w:left="360" w:right="281"/>
               <w:contextualSpacing w:val="0"/>
@@ -11441,7 +11441,7 @@
           </w:p>
           <w:p>
             <w:pPr>
-              <w:pStyle w:val="DaftarParagraf"/>
+              <w:pStyle w:val="ListParagraph"/>
               <w:numPr>
                 <w:ilvl w:val="0"/>
                 <w:numId w:val="4"/>
@@ -11497,7 +11497,7 @@
           </w:p>
           <w:p>
             <w:pPr>
-              <w:pStyle w:val="DaftarParagraf"/>
+              <w:pStyle w:val="ListParagraph"/>
               <w:numPr>
                 <w:ilvl w:val="0"/>
                 <w:numId w:val="7"/>
@@ -11523,7 +11523,7 @@
           </w:p>
           <w:p>
             <w:pPr>
-              <w:pStyle w:val="DaftarParagraf"/>
+              <w:pStyle w:val="ListParagraph"/>
               <w:numPr>
                 <w:ilvl w:val="0"/>
                 <w:numId w:val="7"/>
@@ -11577,7 +11577,7 @@
           </w:p>
           <w:p>
             <w:pPr>
-              <w:pStyle w:val="DaftarParagraf"/>
+              <w:pStyle w:val="ListParagraph"/>
               <w:numPr>
                 <w:ilvl w:val="0"/>
                 <w:numId w:val="5"/>
@@ -11607,7 +11607,7 @@
           </w:p>
           <w:tbl>
             <w:tblPr>
-              <w:tblStyle w:val="KisiTabel"/>
+              <w:tblStyle w:val="TableGrid"/>
               <w:tblW w:w="0" w:type="auto"/>
               <w:tblInd w:w="410" w:type="dxa"/>
               <w:tblLayout w:type="fixed"/>
@@ -11628,7 +11628,7 @@
                 </w:tcPr>
                 <w:p>
                   <w:pPr>
-                    <w:pStyle w:val="DaftarParagraf"/>
+                    <w:pStyle w:val="ListParagraph"/>
                     <w:tabs>
                       <w:tab w:val="left" w:pos="276"/>
                     </w:tabs>
@@ -11662,7 +11662,7 @@
                 </w:tcPr>
                 <w:p>
                   <w:pPr>
-                    <w:pStyle w:val="DaftarParagraf"/>
+                    <w:pStyle w:val="ListParagraph"/>
                     <w:tabs>
                       <w:tab w:val="left" w:pos="276"/>
                     </w:tabs>
@@ -11696,7 +11696,7 @@
                 </w:tcPr>
                 <w:p>
                   <w:pPr>
-                    <w:pStyle w:val="DaftarParagraf"/>
+                    <w:pStyle w:val="ListParagraph"/>
                     <w:tabs>
                       <w:tab w:val="left" w:pos="276"/>
                     </w:tabs>
@@ -11730,7 +11730,7 @@
                 </w:tcPr>
                 <w:p>
                   <w:pPr>
-                    <w:pStyle w:val="DaftarParagraf"/>
+                    <w:pStyle w:val="ListParagraph"/>
                     <w:tabs>
                       <w:tab w:val="left" w:pos="276"/>
                     </w:tabs>
@@ -11764,7 +11764,7 @@
                 </w:tcPr>
                 <w:p>
                   <w:pPr>
-                    <w:pStyle w:val="DaftarParagraf"/>
+                    <w:pStyle w:val="ListParagraph"/>
                     <w:tabs>
                       <w:tab w:val="left" w:pos="276"/>
                     </w:tabs>
@@ -12113,7 +12113,7 @@
           </w:tbl>
           <w:p>
             <w:pPr>
-              <w:pStyle w:val="DaftarParagraf"/>
+              <w:pStyle w:val="ListParagraph"/>
               <w:spacing w:before="60" w:after="60" w:line="240" w:lineRule="auto"/>
               <w:ind w:left="360"/>
               <w:contextualSpacing w:val="0"/>
@@ -12129,7 +12129,7 @@
           </w:p>
           <w:p>
             <w:pPr>
-              <w:pStyle w:val="DaftarParagraf"/>
+              <w:pStyle w:val="ListParagraph"/>
               <w:numPr>
                 <w:ilvl w:val="0"/>
                 <w:numId w:val="2"/>
@@ -12159,7 +12159,7 @@
           </w:p>
           <w:p>
             <w:pPr>
-              <w:pStyle w:val="DaftarParagraf"/>
+              <w:pStyle w:val="ListParagraph"/>
               <w:spacing w:before="60" w:after="60" w:line="240" w:lineRule="auto"/>
               <w:ind w:left="362" w:right="821"/>
               <w:contextualSpacing w:val="0"/>
@@ -12208,7 +12208,7 @@
           </w:p>
           <w:tbl>
             <w:tblPr>
-              <w:tblStyle w:val="KisiTabel"/>
+              <w:tblStyle w:val="TableGrid"/>
               <w:tblW w:w="0" w:type="auto"/>
               <w:tblInd w:w="410" w:type="dxa"/>
               <w:tblLayout w:type="fixed"/>
@@ -12229,7 +12229,7 @@
                 </w:tcPr>
                 <w:p>
                   <w:pPr>
-                    <w:pStyle w:val="DaftarParagraf"/>
+                    <w:pStyle w:val="ListParagraph"/>
                     <w:tabs>
                       <w:tab w:val="left" w:pos="276"/>
                     </w:tabs>
@@ -12263,7 +12263,7 @@
                 </w:tcPr>
                 <w:p>
                   <w:pPr>
-                    <w:pStyle w:val="DaftarParagraf"/>
+                    <w:pStyle w:val="ListParagraph"/>
                     <w:tabs>
                       <w:tab w:val="left" w:pos="276"/>
                     </w:tabs>
@@ -12297,7 +12297,7 @@
                 </w:tcPr>
                 <w:p>
                   <w:pPr>
-                    <w:pStyle w:val="DaftarParagraf"/>
+                    <w:pStyle w:val="ListParagraph"/>
                     <w:tabs>
                       <w:tab w:val="left" w:pos="276"/>
                     </w:tabs>
@@ -12331,7 +12331,7 @@
                 </w:tcPr>
                 <w:p>
                   <w:pPr>
-                    <w:pStyle w:val="DaftarParagraf"/>
+                    <w:pStyle w:val="ListParagraph"/>
                     <w:tabs>
                       <w:tab w:val="left" w:pos="276"/>
                     </w:tabs>
@@ -12365,7 +12365,7 @@
                 </w:tcPr>
                 <w:p>
                   <w:pPr>
-                    <w:pStyle w:val="DaftarParagraf"/>
+                    <w:pStyle w:val="ListParagraph"/>
                     <w:tabs>
                       <w:tab w:val="left" w:pos="276"/>
                     </w:tabs>
@@ -12973,7 +12973,7 @@
     </w:p>
     <w:p>
       <w:pPr>
-        <w:pStyle w:val="DaftarParagraf"/>
+        <w:pStyle w:val="ListParagraph"/>
         <w:numPr>
           <w:ilvl w:val="0"/>
           <w:numId w:val="8"/>
@@ -13001,7 +13001,7 @@
     </w:p>
     <w:p>
       <w:pPr>
-        <w:pStyle w:val="DaftarParagraf"/>
+        <w:pStyle w:val="ListParagraph"/>
         <w:numPr>
           <w:ilvl w:val="0"/>
           <w:numId w:val="1"/>
@@ -13075,7 +13075,7 @@
     </w:p>
     <w:p>
       <w:pPr>
-        <w:pStyle w:val="DaftarParagraf"/>
+        <w:pStyle w:val="ListParagraph"/>
         <w:numPr>
           <w:ilvl w:val="0"/>
           <w:numId w:val="1"/>
@@ -13125,7 +13125,7 @@
     </w:p>
     <w:p>
       <w:pPr>
-        <w:pStyle w:val="DaftarParagraf"/>
+        <w:pStyle w:val="ListParagraph"/>
         <w:spacing w:before="60" w:after="60" w:line="360" w:lineRule="auto"/>
         <w:ind w:left="450"/>
         <w:rPr>
@@ -13137,7 +13137,7 @@
     </w:p>
     <w:p>
       <w:pPr>
-        <w:pStyle w:val="DaftarParagraf"/>
+        <w:pStyle w:val="ListParagraph"/>
         <w:numPr>
           <w:ilvl w:val="0"/>
           <w:numId w:val="8"/>
@@ -13167,7 +13167,7 @@
     </w:p>
     <w:p>
       <w:pPr>
-        <w:pStyle w:val="DaftarParagraf"/>
+        <w:pStyle w:val="ListParagraph"/>
         <w:numPr>
           <w:ilvl w:val="0"/>
           <w:numId w:val="1"/>
@@ -13209,7 +13209,7 @@
     </w:p>
     <w:p>
       <w:pPr>
-        <w:pStyle w:val="DaftarParagraf"/>
+        <w:pStyle w:val="ListParagraph"/>
         <w:numPr>
           <w:ilvl w:val="0"/>
           <w:numId w:val="1"/>
@@ -13235,7 +13235,7 @@
     </w:p>
     <w:p>
       <w:pPr>
-        <w:pStyle w:val="DaftarParagraf"/>
+        <w:pStyle w:val="ListParagraph"/>
         <w:numPr>
           <w:ilvl w:val="0"/>
           <w:numId w:val="1"/>
@@ -23957,7 +23957,7 @@
 </file>
 
 <file path=word/endnotes.xml><?xml version="1.0" encoding="utf-8"?>
-<w:endnotes xmlns:wpc="http://schemas.microsoft.com/office/word/2010/wordprocessingCanvas" xmlns:cx="http://schemas.microsoft.com/office/drawing/2014/chartex" xmlns:cx1="http://schemas.microsoft.com/office/drawing/2015/9/8/chartex" xmlns:cx2="http://schemas.microsoft.com/office/drawing/2015/10/21/chartex" xmlns:cx3="http://schemas.microsoft.com/office/drawing/2016/5/9/chartex" xmlns:cx4="http://schemas.microsoft.com/office/drawing/2016/5/10/chartex" xmlns:cx5="http://schemas.microsoft.com/office/drawing/2016/5/11/chartex" xmlns:cx6="http://schemas.microsoft.com/office/drawing/2016/5/12/chartex" xmlns:cx7="http://schemas.microsoft.com/office/drawing/2016/5/13/chartex" xmlns:cx8="http://schemas.microsoft.com/office/drawing/2016/5/14/chartex" xmlns:mc="http://schemas.openxmlformats.org/markup-compatibility/2006" xmlns:aink="http://schemas.microsoft.com/office/drawing/2016/ink" xmlns:am3d="http://schemas.microsoft.com/office/drawing/2017/model3d" xmlns:o="urn:schemas-microsoft-com:office:office" xmlns:oel="http://schemas.microsoft.com/office/2019/extlst" xmlns:r="http://schemas.openxmlformats.org/officeDocument/2006/relationships" xmlns:m="http://schemas.openxmlformats.org/officeDocument/2006/math" xmlns:v="urn:schemas-microsoft-com:vml" xmlns:wp14="http://schemas.microsoft.com/office/word/2010/wordprocessingDrawing" xmlns:wp="http://schemas.openxmlformats.org/drawingml/2006/wordprocessingDrawing" xmlns:w10="urn:schemas-microsoft-com:office:word" xmlns:w="http://schemas.openxmlformats.org/wordprocessingml/2006/main" xmlns:w14="http://schemas.microsoft.com/office/word/2010/wordml" xmlns:w15="http://schemas.microsoft.com/office/word/2012/wordml" xmlns:w16cex="http://schemas.microsoft.com/office/word/2018/wordml/cex" xmlns:w16cid="http://schemas.microsoft.com/office/word/2016/wordml/cid" xmlns:w16="http://schemas.microsoft.com/office/word/2018/wordml" xmlns:w16sdtdh="http://schemas.microsoft.com/office/word/2020/wordml/sdtdatahash" xmlns:w16se="http://schemas.microsoft.com/office/word/2015/wordml/symex" xmlns:wpg="http://schemas.microsoft.com/office/word/2010/wordprocessingGroup" xmlns:wpi="http://schemas.microsoft.com/office/word/2010/wordprocessingInk" xmlns:wne="http://schemas.microsoft.com/office/word/2006/wordml" xmlns:wps="http://schemas.microsoft.com/office/word/2010/wordprocessingShape" mc:Ignorable="w14 w15 w16se w16cid w16 w16cex w16sdtdh wp14">
+<w:endnotes xmlns:wpc="http://schemas.microsoft.com/office/word/2010/wordprocessingCanvas" xmlns:cx="http://schemas.microsoft.com/office/drawing/2014/chartex" xmlns:cx1="http://schemas.microsoft.com/office/drawing/2015/9/8/chartex" xmlns:cx2="http://schemas.microsoft.com/office/drawing/2015/10/21/chartex" xmlns:cx3="http://schemas.microsoft.com/office/drawing/2016/5/9/chartex" xmlns:cx4="http://schemas.microsoft.com/office/drawing/2016/5/10/chartex" xmlns:cx5="http://schemas.microsoft.com/office/drawing/2016/5/11/chartex" xmlns:cx6="http://schemas.microsoft.com/office/drawing/2016/5/12/chartex" xmlns:cx7="http://schemas.microsoft.com/office/drawing/2016/5/13/chartex" xmlns:cx8="http://schemas.microsoft.com/office/drawing/2016/5/14/chartex" xmlns:mc="http://schemas.openxmlformats.org/markup-compatibility/2006" xmlns:aink="http://schemas.microsoft.com/office/drawing/2016/ink" xmlns:am3d="http://schemas.microsoft.com/office/drawing/2017/model3d" xmlns:o="urn:schemas-microsoft-com:office:office" xmlns:oel="http://schemas.microsoft.com/office/2019/extlst" xmlns:r="http://schemas.openxmlformats.org/officeDocument/2006/relationships" xmlns:m="http://schemas.openxmlformats.org/officeDocument/2006/math" xmlns:v="urn:schemas-microsoft-com:vml" xmlns:wp14="http://schemas.microsoft.com/office/word/2010/wordprocessingDrawing" xmlns:wp="http://schemas.openxmlformats.org/drawingml/2006/wordprocessingDrawing" xmlns:w10="urn:schemas-microsoft-com:office:word" xmlns:w="http://schemas.openxmlformats.org/wordprocessingml/2006/main" xmlns:w14="http://schemas.microsoft.com/office/word/2010/wordml" xmlns:w15="http://schemas.microsoft.com/office/word/2012/wordml" xmlns:w16cex="http://schemas.microsoft.com/office/word/2018/wordml/cex" xmlns:w16cid="http://schemas.microsoft.com/office/word/2016/wordml/cid" xmlns:w16="http://schemas.microsoft.com/office/word/2018/wordml" xmlns:w16du="http://schemas.microsoft.com/office/word/2023/wordml/word16du" xmlns:w16sdtdh="http://schemas.microsoft.com/office/word/2020/wordml/sdtdatahash" xmlns:w16sdtfl="http://schemas.microsoft.com/office/word/2024/wordml/sdtformatlock" xmlns:w16se="http://schemas.microsoft.com/office/word/2015/wordml/symex" xmlns:wpg="http://schemas.microsoft.com/office/word/2010/wordprocessingGroup" xmlns:wpi="http://schemas.microsoft.com/office/word/2010/wordprocessingInk" xmlns:wne="http://schemas.microsoft.com/office/word/2006/wordml" xmlns:wps="http://schemas.microsoft.com/office/word/2010/wordprocessingShape" mc:Ignorable="w14 w15 w16se w16cid w16 w16cex w16sdtdh w16sdtfl w16du wp14">
   <w:endnote w:type="separator" w:id="-1">
     <w:p>
       <w:pPr>
@@ -23982,7 +23982,7 @@
 </file>
 
 <file path=word/footer1.xml><?xml version="1.0" encoding="utf-8"?>
-<w:ftr xmlns:wpc="http://schemas.microsoft.com/office/word/2010/wordprocessingCanvas" xmlns:cx="http://schemas.microsoft.com/office/drawing/2014/chartex" xmlns:cx1="http://schemas.microsoft.com/office/drawing/2015/9/8/chartex" xmlns:cx2="http://schemas.microsoft.com/office/drawing/2015/10/21/chartex" xmlns:cx3="http://schemas.microsoft.com/office/drawing/2016/5/9/chartex" xmlns:cx4="http://schemas.microsoft.com/office/drawing/2016/5/10/chartex" xmlns:cx5="http://schemas.microsoft.com/office/drawing/2016/5/11/chartex" xmlns:cx6="http://schemas.microsoft.com/office/drawing/2016/5/12/chartex" xmlns:cx7="http://schemas.microsoft.com/office/drawing/2016/5/13/chartex" xmlns:cx8="http://schemas.microsoft.com/office/drawing/2016/5/14/chartex" xmlns:mc="http://schemas.openxmlformats.org/markup-compatibility/2006" xmlns:aink="http://schemas.microsoft.com/office/drawing/2016/ink" xmlns:am3d="http://schemas.microsoft.com/office/drawing/2017/model3d" xmlns:o="urn:schemas-microsoft-com:office:office" xmlns:oel="http://schemas.microsoft.com/office/2019/extlst" xmlns:r="http://schemas.openxmlformats.org/officeDocument/2006/relationships" xmlns:m="http://schemas.openxmlformats.org/officeDocument/2006/math" xmlns:v="urn:schemas-microsoft-com:vml" xmlns:wp14="http://schemas.microsoft.com/office/word/2010/wordprocessingDrawing" xmlns:wp="http://schemas.openxmlformats.org/drawingml/2006/wordprocessingDrawing" xmlns:w10="urn:schemas-microsoft-com:office:word" xmlns:w="http://schemas.openxmlformats.org/wordprocessingml/2006/main" xmlns:w14="http://schemas.microsoft.com/office/word/2010/wordml" xmlns:w15="http://schemas.microsoft.com/office/word/2012/wordml" xmlns:w16cex="http://schemas.microsoft.com/office/word/2018/wordml/cex" xmlns:w16cid="http://schemas.microsoft.com/office/word/2016/wordml/cid" xmlns:w16="http://schemas.microsoft.com/office/word/2018/wordml" xmlns:w16sdtdh="http://schemas.microsoft.com/office/word/2020/wordml/sdtdatahash" xmlns:w16se="http://schemas.microsoft.com/office/word/2015/wordml/symex" xmlns:wpg="http://schemas.microsoft.com/office/word/2010/wordprocessingGroup" xmlns:wpi="http://schemas.microsoft.com/office/word/2010/wordprocessingInk" xmlns:wne="http://schemas.microsoft.com/office/word/2006/wordml" xmlns:wps="http://schemas.microsoft.com/office/word/2010/wordprocessingShape" mc:Ignorable="w14 w15 w16se w16cid w16 w16cex w16sdtdh wp14">
+<w:ftr xmlns:wpc="http://schemas.microsoft.com/office/word/2010/wordprocessingCanvas" xmlns:cx="http://schemas.microsoft.com/office/drawing/2014/chartex" xmlns:cx1="http://schemas.microsoft.com/office/drawing/2015/9/8/chartex" xmlns:cx2="http://schemas.microsoft.com/office/drawing/2015/10/21/chartex" xmlns:cx3="http://schemas.microsoft.com/office/drawing/2016/5/9/chartex" xmlns:cx4="http://schemas.microsoft.com/office/drawing/2016/5/10/chartex" xmlns:cx5="http://schemas.microsoft.com/office/drawing/2016/5/11/chartex" xmlns:cx6="http://schemas.microsoft.com/office/drawing/2016/5/12/chartex" xmlns:cx7="http://schemas.microsoft.com/office/drawing/2016/5/13/chartex" xmlns:cx8="http://schemas.microsoft.com/office/drawing/2016/5/14/chartex" xmlns:mc="http://schemas.openxmlformats.org/markup-compatibility/2006" xmlns:aink="http://schemas.microsoft.com/office/drawing/2016/ink" xmlns:am3d="http://schemas.microsoft.com/office/drawing/2017/model3d" xmlns:o="urn:schemas-microsoft-com:office:office" xmlns:oel="http://schemas.microsoft.com/office/2019/extlst" xmlns:r="http://schemas.openxmlformats.org/officeDocument/2006/relationships" xmlns:m="http://schemas.openxmlformats.org/officeDocument/2006/math" xmlns:v="urn:schemas-microsoft-com:vml" xmlns:wp14="http://schemas.microsoft.com/office/word/2010/wordprocessingDrawing" xmlns:wp="http://schemas.openxmlformats.org/drawingml/2006/wordprocessingDrawing" xmlns:w10="urn:schemas-microsoft-com:office:word" xmlns:w="http://schemas.openxmlformats.org/wordprocessingml/2006/main" xmlns:w14="http://schemas.microsoft.com/office/word/2010/wordml" xmlns:w15="http://schemas.microsoft.com/office/word/2012/wordml" xmlns:w16cex="http://schemas.microsoft.com/office/word/2018/wordml/cex" xmlns:w16cid="http://schemas.microsoft.com/office/word/2016/wordml/cid" xmlns:w16="http://schemas.microsoft.com/office/word/2018/wordml" xmlns:w16du="http://schemas.microsoft.com/office/word/2023/wordml/word16du" xmlns:w16sdtdh="http://schemas.microsoft.com/office/word/2020/wordml/sdtdatahash" xmlns:w16sdtfl="http://schemas.microsoft.com/office/word/2024/wordml/sdtformatlock" xmlns:w16se="http://schemas.microsoft.com/office/word/2015/wordml/symex" xmlns:wpg="http://schemas.microsoft.com/office/word/2010/wordprocessingGroup" xmlns:wpi="http://schemas.microsoft.com/office/word/2010/wordprocessingInk" xmlns:wne="http://schemas.microsoft.com/office/word/2006/wordml" xmlns:wps="http://schemas.microsoft.com/office/word/2010/wordprocessingShape" mc:Ignorable="w14 w15 w16se w16cid w16 w16cex w16sdtdh w16sdtfl w16du wp14">
   <w:p>
     <w:pPr>
       <w:pStyle w:val="Footer"/>
@@ -23992,7 +23992,7 @@
 </file>
 
 <file path=word/footer2.xml><?xml version="1.0" encoding="utf-8"?>
-<w:ftr xmlns:wpc="http://schemas.microsoft.com/office/word/2010/wordprocessingCanvas" xmlns:cx="http://schemas.microsoft.com/office/drawing/2014/chartex" xmlns:cx1="http://schemas.microsoft.com/office/drawing/2015/9/8/chartex" xmlns:cx2="http://schemas.microsoft.com/office/drawing/2015/10/21/chartex" xmlns:cx3="http://schemas.microsoft.com/office/drawing/2016/5/9/chartex" xmlns:cx4="http://schemas.microsoft.com/office/drawing/2016/5/10/chartex" xmlns:cx5="http://schemas.microsoft.com/office/drawing/2016/5/11/chartex" xmlns:cx6="http://schemas.microsoft.com/office/drawing/2016/5/12/chartex" xmlns:cx7="http://schemas.microsoft.com/office/drawing/2016/5/13/chartex" xmlns:cx8="http://schemas.microsoft.com/office/drawing/2016/5/14/chartex" xmlns:mc="http://schemas.openxmlformats.org/markup-compatibility/2006" xmlns:aink="http://schemas.microsoft.com/office/drawing/2016/ink" xmlns:am3d="http://schemas.microsoft.com/office/drawing/2017/model3d" xmlns:o="urn:schemas-microsoft-com:office:office" xmlns:oel="http://schemas.microsoft.com/office/2019/extlst" xmlns:r="http://schemas.openxmlformats.org/officeDocument/2006/relationships" xmlns:m="http://schemas.openxmlformats.org/officeDocument/2006/math" xmlns:v="urn:schemas-microsoft-com:vml" xmlns:wp14="http://schemas.microsoft.com/office/word/2010/wordprocessingDrawing" xmlns:wp="http://schemas.openxmlformats.org/drawingml/2006/wordprocessingDrawing" xmlns:w10="urn:schemas-microsoft-com:office:word" xmlns:w="http://schemas.openxmlformats.org/wordprocessingml/2006/main" xmlns:w14="http://schemas.microsoft.com/office/word/2010/wordml" xmlns:w15="http://schemas.microsoft.com/office/word/2012/wordml" xmlns:w16cex="http://schemas.microsoft.com/office/word/2018/wordml/cex" xmlns:w16cid="http://schemas.microsoft.com/office/word/2016/wordml/cid" xmlns:w16="http://schemas.microsoft.com/office/word/2018/wordml" xmlns:w16sdtdh="http://schemas.microsoft.com/office/word/2020/wordml/sdtdatahash" xmlns:w16se="http://schemas.microsoft.com/office/word/2015/wordml/symex" xmlns:wpg="http://schemas.microsoft.com/office/word/2010/wordprocessingGroup" xmlns:wpi="http://schemas.microsoft.com/office/word/2010/wordprocessingInk" xmlns:wne="http://schemas.microsoft.com/office/word/2006/wordml" xmlns:wps="http://schemas.microsoft.com/office/word/2010/wordprocessingShape" mc:Ignorable="w14 w15 w16se w16cid w16 w16cex w16sdtdh wp14">
+<w:ftr xmlns:wpc="http://schemas.microsoft.com/office/word/2010/wordprocessingCanvas" xmlns:cx="http://schemas.microsoft.com/office/drawing/2014/chartex" xmlns:cx1="http://schemas.microsoft.com/office/drawing/2015/9/8/chartex" xmlns:cx2="http://schemas.microsoft.com/office/drawing/2015/10/21/chartex" xmlns:cx3="http://schemas.microsoft.com/office/drawing/2016/5/9/chartex" xmlns:cx4="http://schemas.microsoft.com/office/drawing/2016/5/10/chartex" xmlns:cx5="http://schemas.microsoft.com/office/drawing/2016/5/11/chartex" xmlns:cx6="http://schemas.microsoft.com/office/drawing/2016/5/12/chartex" xmlns:cx7="http://schemas.microsoft.com/office/drawing/2016/5/13/chartex" xmlns:cx8="http://schemas.microsoft.com/office/drawing/2016/5/14/chartex" xmlns:mc="http://schemas.openxmlformats.org/markup-compatibility/2006" xmlns:aink="http://schemas.microsoft.com/office/drawing/2016/ink" xmlns:am3d="http://schemas.microsoft.com/office/drawing/2017/model3d" xmlns:o="urn:schemas-microsoft-com:office:office" xmlns:oel="http://schemas.microsoft.com/office/2019/extlst" xmlns:r="http://schemas.openxmlformats.org/officeDocument/2006/relationships" xmlns:m="http://schemas.openxmlformats.org/officeDocument/2006/math" xmlns:v="urn:schemas-microsoft-com:vml" xmlns:wp14="http://schemas.microsoft.com/office/word/2010/wordprocessingDrawing" xmlns:wp="http://schemas.openxmlformats.org/drawingml/2006/wordprocessingDrawing" xmlns:w10="urn:schemas-microsoft-com:office:word" xmlns:w="http://schemas.openxmlformats.org/wordprocessingml/2006/main" xmlns:w14="http://schemas.microsoft.com/office/word/2010/wordml" xmlns:w15="http://schemas.microsoft.com/office/word/2012/wordml" xmlns:w16cex="http://schemas.microsoft.com/office/word/2018/wordml/cex" xmlns:w16cid="http://schemas.microsoft.com/office/word/2016/wordml/cid" xmlns:w16="http://schemas.microsoft.com/office/word/2018/wordml" xmlns:w16du="http://schemas.microsoft.com/office/word/2023/wordml/word16du" xmlns:w16sdtdh="http://schemas.microsoft.com/office/word/2020/wordml/sdtdatahash" xmlns:w16sdtfl="http://schemas.microsoft.com/office/word/2024/wordml/sdtformatlock" xmlns:w16se="http://schemas.microsoft.com/office/word/2015/wordml/symex" xmlns:wpg="http://schemas.microsoft.com/office/word/2010/wordprocessingGroup" xmlns:wpi="http://schemas.microsoft.com/office/word/2010/wordprocessingInk" xmlns:wne="http://schemas.microsoft.com/office/word/2006/wordml" xmlns:wps="http://schemas.microsoft.com/office/word/2010/wordprocessingShape" mc:Ignorable="w14 w15 w16se w16cid w16 w16cex w16sdtdh w16sdtfl w16du wp14">
   <w:p>
     <w:pPr>
       <w:pStyle w:val="Footer"/>
@@ -24002,7 +24002,7 @@
 </file>
 
 <file path=word/footer3.xml><?xml version="1.0" encoding="utf-8"?>
-<w:ftr xmlns:wpc="http://schemas.microsoft.com/office/word/2010/wordprocessingCanvas" xmlns:cx="http://schemas.microsoft.com/office/drawing/2014/chartex" xmlns:cx1="http://schemas.microsoft.com/office/drawing/2015/9/8/chartex" xmlns:cx2="http://schemas.microsoft.com/office/drawing/2015/10/21/chartex" xmlns:cx3="http://schemas.microsoft.com/office/drawing/2016/5/9/chartex" xmlns:cx4="http://schemas.microsoft.com/office/drawing/2016/5/10/chartex" xmlns:cx5="http://schemas.microsoft.com/office/drawing/2016/5/11/chartex" xmlns:cx6="http://schemas.microsoft.com/office/drawing/2016/5/12/chartex" xmlns:cx7="http://schemas.microsoft.com/office/drawing/2016/5/13/chartex" xmlns:cx8="http://schemas.microsoft.com/office/drawing/2016/5/14/chartex" xmlns:mc="http://schemas.openxmlformats.org/markup-compatibility/2006" xmlns:aink="http://schemas.microsoft.com/office/drawing/2016/ink" xmlns:am3d="http://schemas.microsoft.com/office/drawing/2017/model3d" xmlns:o="urn:schemas-microsoft-com:office:office" xmlns:oel="http://schemas.microsoft.com/office/2019/extlst" xmlns:r="http://schemas.openxmlformats.org/officeDocument/2006/relationships" xmlns:m="http://schemas.openxmlformats.org/officeDocument/2006/math" xmlns:v="urn:schemas-microsoft-com:vml" xmlns:wp14="http://schemas.microsoft.com/office/word/2010/wordprocessingDrawing" xmlns:wp="http://schemas.openxmlformats.org/drawingml/2006/wordprocessingDrawing" xmlns:w10="urn:schemas-microsoft-com:office:word" xmlns:w="http://schemas.openxmlformats.org/wordprocessingml/2006/main" xmlns:w14="http://schemas.microsoft.com/office/word/2010/wordml" xmlns:w15="http://schemas.microsoft.com/office/word/2012/wordml" xmlns:w16cex="http://schemas.microsoft.com/office/word/2018/wordml/cex" xmlns:w16cid="http://schemas.microsoft.com/office/word/2016/wordml/cid" xmlns:w16="http://schemas.microsoft.com/office/word/2018/wordml" xmlns:w16sdtdh="http://schemas.microsoft.com/office/word/2020/wordml/sdtdatahash" xmlns:w16se="http://schemas.microsoft.com/office/word/2015/wordml/symex" xmlns:wpg="http://schemas.microsoft.com/office/word/2010/wordprocessingGroup" xmlns:wpi="http://schemas.microsoft.com/office/word/2010/wordprocessingInk" xmlns:wne="http://schemas.microsoft.com/office/word/2006/wordml" xmlns:wps="http://schemas.microsoft.com/office/word/2010/wordprocessingShape" mc:Ignorable="w14 w15 w16se w16cid w16 w16cex w16sdtdh wp14">
+<w:ftr xmlns:wpc="http://schemas.microsoft.com/office/word/2010/wordprocessingCanvas" xmlns:cx="http://schemas.microsoft.com/office/drawing/2014/chartex" xmlns:cx1="http://schemas.microsoft.com/office/drawing/2015/9/8/chartex" xmlns:cx2="http://schemas.microsoft.com/office/drawing/2015/10/21/chartex" xmlns:cx3="http://schemas.microsoft.com/office/drawing/2016/5/9/chartex" xmlns:cx4="http://schemas.microsoft.com/office/drawing/2016/5/10/chartex" xmlns:cx5="http://schemas.microsoft.com/office/drawing/2016/5/11/chartex" xmlns:cx6="http://schemas.microsoft.com/office/drawing/2016/5/12/chartex" xmlns:cx7="http://schemas.microsoft.com/office/drawing/2016/5/13/chartex" xmlns:cx8="http://schemas.microsoft.com/office/drawing/2016/5/14/chartex" xmlns:mc="http://schemas.openxmlformats.org/markup-compatibility/2006" xmlns:aink="http://schemas.microsoft.com/office/drawing/2016/ink" xmlns:am3d="http://schemas.microsoft.com/office/drawing/2017/model3d" xmlns:o="urn:schemas-microsoft-com:office:office" xmlns:oel="http://schemas.microsoft.com/office/2019/extlst" xmlns:r="http://schemas.openxmlformats.org/officeDocument/2006/relationships" xmlns:m="http://schemas.openxmlformats.org/officeDocument/2006/math" xmlns:v="urn:schemas-microsoft-com:vml" xmlns:wp14="http://schemas.microsoft.com/office/word/2010/wordprocessingDrawing" xmlns:wp="http://schemas.openxmlformats.org/drawingml/2006/wordprocessingDrawing" xmlns:w10="urn:schemas-microsoft-com:office:word" xmlns:w="http://schemas.openxmlformats.org/wordprocessingml/2006/main" xmlns:w14="http://schemas.microsoft.com/office/word/2010/wordml" xmlns:w15="http://schemas.microsoft.com/office/word/2012/wordml" xmlns:w16cex="http://schemas.microsoft.com/office/word/2018/wordml/cex" xmlns:w16cid="http://schemas.microsoft.com/office/word/2016/wordml/cid" xmlns:w16="http://schemas.microsoft.com/office/word/2018/wordml" xmlns:w16du="http://schemas.microsoft.com/office/word/2023/wordml/word16du" xmlns:w16sdtdh="http://schemas.microsoft.com/office/word/2020/wordml/sdtdatahash" xmlns:w16sdtfl="http://schemas.microsoft.com/office/word/2024/wordml/sdtformatlock" xmlns:w16se="http://schemas.microsoft.com/office/word/2015/wordml/symex" xmlns:wpg="http://schemas.microsoft.com/office/word/2010/wordprocessingGroup" xmlns:wpi="http://schemas.microsoft.com/office/word/2010/wordprocessingInk" xmlns:wne="http://schemas.microsoft.com/office/word/2006/wordml" xmlns:wps="http://schemas.microsoft.com/office/word/2010/wordprocessingShape" mc:Ignorable="w14 w15 w16se w16cid w16 w16cex w16sdtdh w16sdtfl w16du wp14">
   <w:p>
     <w:pPr>
       <w:pStyle w:val="Footer"/>
@@ -24012,7 +24012,7 @@
 </file>
 
 <file path=word/footnotes.xml><?xml version="1.0" encoding="utf-8"?>
-<w:footnotes xmlns:wpc="http://schemas.microsoft.com/office/word/2010/wordprocessingCanvas" xmlns:cx="http://schemas.microsoft.com/office/drawing/2014/chartex" xmlns:cx1="http://schemas.microsoft.com/office/drawing/2015/9/8/chartex" xmlns:cx2="http://schemas.microsoft.com/office/drawing/2015/10/21/chartex" xmlns:cx3="http://schemas.microsoft.com/office/drawing/2016/5/9/chartex" xmlns:cx4="http://schemas.microsoft.com/office/drawing/2016/5/10/chartex" xmlns:cx5="http://schemas.microsoft.com/office/drawing/2016/5/11/chartex" xmlns:cx6="http://schemas.microsoft.com/office/drawing/2016/5/12/chartex" xmlns:cx7="http://schemas.microsoft.com/office/drawing/2016/5/13/chartex" xmlns:cx8="http://schemas.microsoft.com/office/drawing/2016/5/14/chartex" xmlns:mc="http://schemas.openxmlformats.org/markup-compatibility/2006" xmlns:aink="http://schemas.microsoft.com/office/drawing/2016/ink" xmlns:am3d="http://schemas.microsoft.com/office/drawing/2017/model3d" xmlns:o="urn:schemas-microsoft-com:office:office" xmlns:oel="http://schemas.microsoft.com/office/2019/extlst" xmlns:r="http://schemas.openxmlformats.org/officeDocument/2006/relationships" xmlns:m="http://schemas.openxmlformats.org/officeDocument/2006/math" xmlns:v="urn:schemas-microsoft-com:vml" xmlns:wp14="http://schemas.microsoft.com/office/word/2010/wordprocessingDrawing" xmlns:wp="http://schemas.openxmlformats.org/drawingml/2006/wordprocessingDrawing" xmlns:w10="urn:schemas-microsoft-com:office:word" xmlns:w="http://schemas.openxmlformats.org/wordprocessingml/2006/main" xmlns:w14="http://schemas.microsoft.com/office/word/2010/wordml" xmlns:w15="http://schemas.microsoft.com/office/word/2012/wordml" xmlns:w16cex="http://schemas.microsoft.com/office/word/2018/wordml/cex" xmlns:w16cid="http://schemas.microsoft.com/office/word/2016/wordml/cid" xmlns:w16="http://schemas.microsoft.com/office/word/2018/wordml" xmlns:w16sdtdh="http://schemas.microsoft.com/office/word/2020/wordml/sdtdatahash" xmlns:w16se="http://schemas.microsoft.com/office/word/2015/wordml/symex" xmlns:wpg="http://schemas.microsoft.com/office/word/2010/wordprocessingGroup" xmlns:wpi="http://schemas.microsoft.com/office/word/2010/wordprocessingInk" xmlns:wne="http://schemas.microsoft.com/office/word/2006/wordml" xmlns:wps="http://schemas.microsoft.com/office/word/2010/wordprocessingShape" mc:Ignorable="w14 w15 w16se w16cid w16 w16cex w16sdtdh wp14">
+<w:footnotes xmlns:wpc="http://schemas.microsoft.com/office/word/2010/wordprocessingCanvas" xmlns:cx="http://schemas.microsoft.com/office/drawing/2014/chartex" xmlns:cx1="http://schemas.microsoft.com/office/drawing/2015/9/8/chartex" xmlns:cx2="http://schemas.microsoft.com/office/drawing/2015/10/21/chartex" xmlns:cx3="http://schemas.microsoft.com/office/drawing/2016/5/9/chartex" xmlns:cx4="http://schemas.microsoft.com/office/drawing/2016/5/10/chartex" xmlns:cx5="http://schemas.microsoft.com/office/drawing/2016/5/11/chartex" xmlns:cx6="http://schemas.microsoft.com/office/drawing/2016/5/12/chartex" xmlns:cx7="http://schemas.microsoft.com/office/drawing/2016/5/13/chartex" xmlns:cx8="http://schemas.microsoft.com/office/drawing/2016/5/14/chartex" xmlns:mc="http://schemas.openxmlformats.org/markup-compatibility/2006" xmlns:aink="http://schemas.microsoft.com/office/drawing/2016/ink" xmlns:am3d="http://schemas.microsoft.com/office/drawing/2017/model3d" xmlns:o="urn:schemas-microsoft-com:office:office" xmlns:oel="http://schemas.microsoft.com/office/2019/extlst" xmlns:r="http://schemas.openxmlformats.org/officeDocument/2006/relationships" xmlns:m="http://schemas.openxmlformats.org/officeDocument/2006/math" xmlns:v="urn:schemas-microsoft-com:vml" xmlns:wp14="http://schemas.microsoft.com/office/word/2010/wordprocessingDrawing" xmlns:wp="http://schemas.openxmlformats.org/drawingml/2006/wordprocessingDrawing" xmlns:w10="urn:schemas-microsoft-com:office:word" xmlns:w="http://schemas.openxmlformats.org/wordprocessingml/2006/main" xmlns:w14="http://schemas.microsoft.com/office/word/2010/wordml" xmlns:w15="http://schemas.microsoft.com/office/word/2012/wordml" xmlns:w16cex="http://schemas.microsoft.com/office/word/2018/wordml/cex" xmlns:w16cid="http://schemas.microsoft.com/office/word/2016/wordml/cid" xmlns:w16="http://schemas.microsoft.com/office/word/2018/wordml" xmlns:w16du="http://schemas.microsoft.com/office/word/2023/wordml/word16du" xmlns:w16sdtdh="http://schemas.microsoft.com/office/word/2020/wordml/sdtdatahash" xmlns:w16sdtfl="http://schemas.microsoft.com/office/word/2024/wordml/sdtformatlock" xmlns:w16se="http://schemas.microsoft.com/office/word/2015/wordml/symex" xmlns:wpg="http://schemas.microsoft.com/office/word/2010/wordprocessingGroup" xmlns:wpi="http://schemas.microsoft.com/office/word/2010/wordprocessingInk" xmlns:wne="http://schemas.microsoft.com/office/word/2006/wordml" xmlns:wps="http://schemas.microsoft.com/office/word/2010/wordprocessingShape" mc:Ignorable="w14 w15 w16se w16cid w16 w16cex w16sdtdh w16sdtfl w16du wp14">
   <w:footnote w:type="separator" w:id="-1">
     <w:p>
       <w:pPr>
@@ -24037,7 +24037,7 @@
 </file>
 
 <file path=word/header1.xml><?xml version="1.0" encoding="utf-8"?>
-<w:hdr xmlns:wpc="http://schemas.microsoft.com/office/word/2010/wordprocessingCanvas" xmlns:cx="http://schemas.microsoft.com/office/drawing/2014/chartex" xmlns:cx1="http://schemas.microsoft.com/office/drawing/2015/9/8/chartex" xmlns:cx2="http://schemas.microsoft.com/office/drawing/2015/10/21/chartex" xmlns:cx3="http://schemas.microsoft.com/office/drawing/2016/5/9/chartex" xmlns:cx4="http://schemas.microsoft.com/office/drawing/2016/5/10/chartex" xmlns:cx5="http://schemas.microsoft.com/office/drawing/2016/5/11/chartex" xmlns:cx6="http://schemas.microsoft.com/office/drawing/2016/5/12/chartex" xmlns:cx7="http://schemas.microsoft.com/office/drawing/2016/5/13/chartex" xmlns:cx8="http://schemas.microsoft.com/office/drawing/2016/5/14/chartex" xmlns:mc="http://schemas.openxmlformats.org/markup-compatibility/2006" xmlns:aink="http://schemas.microsoft.com/office/drawing/2016/ink" xmlns:am3d="http://schemas.microsoft.com/office/drawing/2017/model3d" xmlns:o="urn:schemas-microsoft-com:office:office" xmlns:oel="http://schemas.microsoft.com/office/2019/extlst" xmlns:r="http://schemas.openxmlformats.org/officeDocument/2006/relationships" xmlns:m="http://schemas.openxmlformats.org/officeDocument/2006/math" xmlns:v="urn:schemas-microsoft-com:vml" xmlns:wp14="http://schemas.microsoft.com/office/word/2010/wordprocessingDrawing" xmlns:wp="http://schemas.openxmlformats.org/drawingml/2006/wordprocessingDrawing" xmlns:w10="urn:schemas-microsoft-com:office:word" xmlns:w="http://schemas.openxmlformats.org/wordprocessingml/2006/main" xmlns:w14="http://schemas.microsoft.com/office/word/2010/wordml" xmlns:w15="http://schemas.microsoft.com/office/word/2012/wordml" xmlns:w16cex="http://schemas.microsoft.com/office/word/2018/wordml/cex" xmlns:w16cid="http://schemas.microsoft.com/office/word/2016/wordml/cid" xmlns:w16="http://schemas.microsoft.com/office/word/2018/wordml" xmlns:w16sdtdh="http://schemas.microsoft.com/office/word/2020/wordml/sdtdatahash" xmlns:w16se="http://schemas.microsoft.com/office/word/2015/wordml/symex" xmlns:wpg="http://schemas.microsoft.com/office/word/2010/wordprocessingGroup" xmlns:wpi="http://schemas.microsoft.com/office/word/2010/wordprocessingInk" xmlns:wne="http://schemas.microsoft.com/office/word/2006/wordml" xmlns:wps="http://schemas.microsoft.com/office/word/2010/wordprocessingShape" mc:Ignorable="w14 w15 w16se w16cid w16 w16cex w16sdtdh wp14">
+<w:hdr xmlns:wpc="http://schemas.microsoft.com/office/word/2010/wordprocessingCanvas" xmlns:cx="http://schemas.microsoft.com/office/drawing/2014/chartex" xmlns:cx1="http://schemas.microsoft.com/office/drawing/2015/9/8/chartex" xmlns:cx2="http://schemas.microsoft.com/office/drawing/2015/10/21/chartex" xmlns:cx3="http://schemas.microsoft.com/office/drawing/2016/5/9/chartex" xmlns:cx4="http://schemas.microsoft.com/office/drawing/2016/5/10/chartex" xmlns:cx5="http://schemas.microsoft.com/office/drawing/2016/5/11/chartex" xmlns:cx6="http://schemas.microsoft.com/office/drawing/2016/5/12/chartex" xmlns:cx7="http://schemas.microsoft.com/office/drawing/2016/5/13/chartex" xmlns:cx8="http://schemas.microsoft.com/office/drawing/2016/5/14/chartex" xmlns:mc="http://schemas.openxmlformats.org/markup-compatibility/2006" xmlns:aink="http://schemas.microsoft.com/office/drawing/2016/ink" xmlns:am3d="http://schemas.microsoft.com/office/drawing/2017/model3d" xmlns:o="urn:schemas-microsoft-com:office:office" xmlns:oel="http://schemas.microsoft.com/office/2019/extlst" xmlns:r="http://schemas.openxmlformats.org/officeDocument/2006/relationships" xmlns:m="http://schemas.openxmlformats.org/officeDocument/2006/math" xmlns:v="urn:schemas-microsoft-com:vml" xmlns:wp14="http://schemas.microsoft.com/office/word/2010/wordprocessingDrawing" xmlns:wp="http://schemas.openxmlformats.org/drawingml/2006/wordprocessingDrawing" xmlns:w10="urn:schemas-microsoft-com:office:word" xmlns:w="http://schemas.openxmlformats.org/wordprocessingml/2006/main" xmlns:w14="http://schemas.microsoft.com/office/word/2010/wordml" xmlns:w15="http://schemas.microsoft.com/office/word/2012/wordml" xmlns:w16cex="http://schemas.microsoft.com/office/word/2018/wordml/cex" xmlns:w16cid="http://schemas.microsoft.com/office/word/2016/wordml/cid" xmlns:w16="http://schemas.microsoft.com/office/word/2018/wordml" xmlns:w16du="http://schemas.microsoft.com/office/word/2023/wordml/word16du" xmlns:w16sdtdh="http://schemas.microsoft.com/office/word/2020/wordml/sdtdatahash" xmlns:w16sdtfl="http://schemas.microsoft.com/office/word/2024/wordml/sdtformatlock" xmlns:w16se="http://schemas.microsoft.com/office/word/2015/wordml/symex" xmlns:wpg="http://schemas.microsoft.com/office/word/2010/wordprocessingGroup" xmlns:wpi="http://schemas.microsoft.com/office/word/2010/wordprocessingInk" xmlns:wne="http://schemas.microsoft.com/office/word/2006/wordml" xmlns:wps="http://schemas.microsoft.com/office/word/2010/wordprocessingShape" mc:Ignorable="w14 w15 w16se w16cid w16 w16cex w16sdtdh w16sdtfl w16du wp14">
   <w:p>
     <w:pPr>
       <w:pStyle w:val="Header"/>
@@ -24047,7 +24047,7 @@
 </file>
 
 <file path=word/header2.xml><?xml version="1.0" encoding="utf-8"?>
-<w:hdr xmlns:wpc="http://schemas.microsoft.com/office/word/2010/wordprocessingCanvas" xmlns:cx="http://schemas.microsoft.com/office/drawing/2014/chartex" xmlns:cx1="http://schemas.microsoft.com/office/drawing/2015/9/8/chartex" xmlns:cx2="http://schemas.microsoft.com/office/drawing/2015/10/21/chartex" xmlns:cx3="http://schemas.microsoft.com/office/drawing/2016/5/9/chartex" xmlns:cx4="http://schemas.microsoft.com/office/drawing/2016/5/10/chartex" xmlns:cx5="http://schemas.microsoft.com/office/drawing/2016/5/11/chartex" xmlns:cx6="http://schemas.microsoft.com/office/drawing/2016/5/12/chartex" xmlns:cx7="http://schemas.microsoft.com/office/drawing/2016/5/13/chartex" xmlns:cx8="http://schemas.microsoft.com/office/drawing/2016/5/14/chartex" xmlns:mc="http://schemas.openxmlformats.org/markup-compatibility/2006" xmlns:aink="http://schemas.microsoft.com/office/drawing/2016/ink" xmlns:am3d="http://schemas.microsoft.com/office/drawing/2017/model3d" xmlns:o="urn:schemas-microsoft-com:office:office" xmlns:oel="http://schemas.microsoft.com/office/2019/extlst" xmlns:r="http://schemas.openxmlformats.org/officeDocument/2006/relationships" xmlns:m="http://schemas.openxmlformats.org/officeDocument/2006/math" xmlns:v="urn:schemas-microsoft-com:vml" xmlns:wp14="http://schemas.microsoft.com/office/word/2010/wordprocessingDrawing" xmlns:wp="http://schemas.openxmlformats.org/drawingml/2006/wordprocessingDrawing" xmlns:w10="urn:schemas-microsoft-com:office:word" xmlns:w="http://schemas.openxmlformats.org/wordprocessingml/2006/main" xmlns:w14="http://schemas.microsoft.com/office/word/2010/wordml" xmlns:w15="http://schemas.microsoft.com/office/word/2012/wordml" xmlns:w16cex="http://schemas.microsoft.com/office/word/2018/wordml/cex" xmlns:w16cid="http://schemas.microsoft.com/office/word/2016/wordml/cid" xmlns:w16="http://schemas.microsoft.com/office/word/2018/wordml" xmlns:w16sdtdh="http://schemas.microsoft.com/office/word/2020/wordml/sdtdatahash" xmlns:w16se="http://schemas.microsoft.com/office/word/2015/wordml/symex" xmlns:wpg="http://schemas.microsoft.com/office/word/2010/wordprocessingGroup" xmlns:wpi="http://schemas.microsoft.com/office/word/2010/wordprocessingInk" xmlns:wne="http://schemas.microsoft.com/office/word/2006/wordml" xmlns:wps="http://schemas.microsoft.com/office/word/2010/wordprocessingShape" mc:Ignorable="w14 w15 w16se w16cid w16 w16cex w16sdtdh wp14">
+<w:hdr xmlns:wpc="http://schemas.microsoft.com/office/word/2010/wordprocessingCanvas" xmlns:cx="http://schemas.microsoft.com/office/drawing/2014/chartex" xmlns:cx1="http://schemas.microsoft.com/office/drawing/2015/9/8/chartex" xmlns:cx2="http://schemas.microsoft.com/office/drawing/2015/10/21/chartex" xmlns:cx3="http://schemas.microsoft.com/office/drawing/2016/5/9/chartex" xmlns:cx4="http://schemas.microsoft.com/office/drawing/2016/5/10/chartex" xmlns:cx5="http://schemas.microsoft.com/office/drawing/2016/5/11/chartex" xmlns:cx6="http://schemas.microsoft.com/office/drawing/2016/5/12/chartex" xmlns:cx7="http://schemas.microsoft.com/office/drawing/2016/5/13/chartex" xmlns:cx8="http://schemas.microsoft.com/office/drawing/2016/5/14/chartex" xmlns:mc="http://schemas.openxmlformats.org/markup-compatibility/2006" xmlns:aink="http://schemas.microsoft.com/office/drawing/2016/ink" xmlns:am3d="http://schemas.microsoft.com/office/drawing/2017/model3d" xmlns:o="urn:schemas-microsoft-com:office:office" xmlns:oel="http://schemas.microsoft.com/office/2019/extlst" xmlns:r="http://schemas.openxmlformats.org/officeDocument/2006/relationships" xmlns:m="http://schemas.openxmlformats.org/officeDocument/2006/math" xmlns:v="urn:schemas-microsoft-com:vml" xmlns:wp14="http://schemas.microsoft.com/office/word/2010/wordprocessingDrawing" xmlns:wp="http://schemas.openxmlformats.org/drawingml/2006/wordprocessingDrawing" xmlns:w10="urn:schemas-microsoft-com:office:word" xmlns:w="http://schemas.openxmlformats.org/wordprocessingml/2006/main" xmlns:w14="http://schemas.microsoft.com/office/word/2010/wordml" xmlns:w15="http://schemas.microsoft.com/office/word/2012/wordml" xmlns:w16cex="http://schemas.microsoft.com/office/word/2018/wordml/cex" xmlns:w16cid="http://schemas.microsoft.com/office/word/2016/wordml/cid" xmlns:w16="http://schemas.microsoft.com/office/word/2018/wordml" xmlns:w16du="http://schemas.microsoft.com/office/word/2023/wordml/word16du" xmlns:w16sdtdh="http://schemas.microsoft.com/office/word/2020/wordml/sdtdatahash" xmlns:w16sdtfl="http://schemas.microsoft.com/office/word/2024/wordml/sdtformatlock" xmlns:w16se="http://schemas.microsoft.com/office/word/2015/wordml/symex" xmlns:wpg="http://schemas.microsoft.com/office/word/2010/wordprocessingGroup" xmlns:wpi="http://schemas.microsoft.com/office/word/2010/wordprocessingInk" xmlns:wne="http://schemas.microsoft.com/office/word/2006/wordml" xmlns:wps="http://schemas.microsoft.com/office/word/2010/wordprocessingShape" mc:Ignorable="w14 w15 w16se w16cid w16 w16cex w16sdtdh w16sdtfl w16du wp14">
   <w:p>
     <w:pPr>
       <w:pStyle w:val="Header"/>
@@ -24057,7 +24057,7 @@
 </file>
 
 <file path=word/header3.xml><?xml version="1.0" encoding="utf-8"?>
-<w:hdr xmlns:wpc="http://schemas.microsoft.com/office/word/2010/wordprocessingCanvas" xmlns:cx="http://schemas.microsoft.com/office/drawing/2014/chartex" xmlns:cx1="http://schemas.microsoft.com/office/drawing/2015/9/8/chartex" xmlns:cx2="http://schemas.microsoft.com/office/drawing/2015/10/21/chartex" xmlns:cx3="http://schemas.microsoft.com/office/drawing/2016/5/9/chartex" xmlns:cx4="http://schemas.microsoft.com/office/drawing/2016/5/10/chartex" xmlns:cx5="http://schemas.microsoft.com/office/drawing/2016/5/11/chartex" xmlns:cx6="http://schemas.microsoft.com/office/drawing/2016/5/12/chartex" xmlns:cx7="http://schemas.microsoft.com/office/drawing/2016/5/13/chartex" xmlns:cx8="http://schemas.microsoft.com/office/drawing/2016/5/14/chartex" xmlns:mc="http://schemas.openxmlformats.org/markup-compatibility/2006" xmlns:aink="http://schemas.microsoft.com/office/drawing/2016/ink" xmlns:am3d="http://schemas.microsoft.com/office/drawing/2017/model3d" xmlns:o="urn:schemas-microsoft-com:office:office" xmlns:oel="http://schemas.microsoft.com/office/2019/extlst" xmlns:r="http://schemas.openxmlformats.org/officeDocument/2006/relationships" xmlns:m="http://schemas.openxmlformats.org/officeDocument/2006/math" xmlns:v="urn:schemas-microsoft-com:vml" xmlns:wp14="http://schemas.microsoft.com/office/word/2010/wordprocessingDrawing" xmlns:wp="http://schemas.openxmlformats.org/drawingml/2006/wordprocessingDrawing" xmlns:w10="urn:schemas-microsoft-com:office:word" xmlns:w="http://schemas.openxmlformats.org/wordprocessingml/2006/main" xmlns:w14="http://schemas.microsoft.com/office/word/2010/wordml" xmlns:w15="http://schemas.microsoft.com/office/word/2012/wordml" xmlns:w16cex="http://schemas.microsoft.com/office/word/2018/wordml/cex" xmlns:w16cid="http://schemas.microsoft.com/office/word/2016/wordml/cid" xmlns:w16="http://schemas.microsoft.com/office/word/2018/wordml" xmlns:w16sdtdh="http://schemas.microsoft.com/office/word/2020/wordml/sdtdatahash" xmlns:w16se="http://schemas.microsoft.com/office/word/2015/wordml/symex" xmlns:wpg="http://schemas.microsoft.com/office/word/2010/wordprocessingGroup" xmlns:wpi="http://schemas.microsoft.com/office/word/2010/wordprocessingInk" xmlns:wne="http://schemas.microsoft.com/office/word/2006/wordml" xmlns:wps="http://schemas.microsoft.com/office/word/2010/wordprocessingShape" mc:Ignorable="w14 w15 w16se w16cid w16 w16cex w16sdtdh wp14">
+<w:hdr xmlns:wpc="http://schemas.microsoft.com/office/word/2010/wordprocessingCanvas" xmlns:cx="http://schemas.microsoft.com/office/drawing/2014/chartex" xmlns:cx1="http://schemas.microsoft.com/office/drawing/2015/9/8/chartex" xmlns:cx2="http://schemas.microsoft.com/office/drawing/2015/10/21/chartex" xmlns:cx3="http://schemas.microsoft.com/office/drawing/2016/5/9/chartex" xmlns:cx4="http://schemas.microsoft.com/office/drawing/2016/5/10/chartex" xmlns:cx5="http://schemas.microsoft.com/office/drawing/2016/5/11/chartex" xmlns:cx6="http://schemas.microsoft.com/office/drawing/2016/5/12/chartex" xmlns:cx7="http://schemas.microsoft.com/office/drawing/2016/5/13/chartex" xmlns:cx8="http://schemas.microsoft.com/office/drawing/2016/5/14/chartex" xmlns:mc="http://schemas.openxmlformats.org/markup-compatibility/2006" xmlns:aink="http://schemas.microsoft.com/office/drawing/2016/ink" xmlns:am3d="http://schemas.microsoft.com/office/drawing/2017/model3d" xmlns:o="urn:schemas-microsoft-com:office:office" xmlns:oel="http://schemas.microsoft.com/office/2019/extlst" xmlns:r="http://schemas.openxmlformats.org/officeDocument/2006/relationships" xmlns:m="http://schemas.openxmlformats.org/officeDocument/2006/math" xmlns:v="urn:schemas-microsoft-com:vml" xmlns:wp14="http://schemas.microsoft.com/office/word/2010/wordprocessingDrawing" xmlns:wp="http://schemas.openxmlformats.org/drawingml/2006/wordprocessingDrawing" xmlns:w10="urn:schemas-microsoft-com:office:word" xmlns:w="http://schemas.openxmlformats.org/wordprocessingml/2006/main" xmlns:w14="http://schemas.microsoft.com/office/word/2010/wordml" xmlns:w15="http://schemas.microsoft.com/office/word/2012/wordml" xmlns:w16cex="http://schemas.microsoft.com/office/word/2018/wordml/cex" xmlns:w16cid="http://schemas.microsoft.com/office/word/2016/wordml/cid" xmlns:w16="http://schemas.microsoft.com/office/word/2018/wordml" xmlns:w16du="http://schemas.microsoft.com/office/word/2023/wordml/word16du" xmlns:w16sdtdh="http://schemas.microsoft.com/office/word/2020/wordml/sdtdatahash" xmlns:w16sdtfl="http://schemas.microsoft.com/office/word/2024/wordml/sdtformatlock" xmlns:w16se="http://schemas.microsoft.com/office/word/2015/wordml/symex" xmlns:wpg="http://schemas.microsoft.com/office/word/2010/wordprocessingGroup" xmlns:wpi="http://schemas.microsoft.com/office/word/2010/wordprocessingInk" xmlns:wne="http://schemas.microsoft.com/office/word/2006/wordml" xmlns:wps="http://schemas.microsoft.com/office/word/2010/wordprocessingShape" mc:Ignorable="w14 w15 w16se w16cid w16 w16cex w16sdtdh w16sdtfl w16du wp14">
   <w:p>
     <w:pPr>
       <w:pStyle w:val="Header"/>
@@ -24067,7 +24067,7 @@
 </file>
 
 <file path=word/numbering.xml><?xml version="1.0" encoding="utf-8"?>
-<w:numbering xmlns:wpc="http://schemas.microsoft.com/office/word/2010/wordprocessingCanvas" xmlns:cx="http://schemas.microsoft.com/office/drawing/2014/chartex" xmlns:cx1="http://schemas.microsoft.com/office/drawing/2015/9/8/chartex" xmlns:cx2="http://schemas.microsoft.com/office/drawing/2015/10/21/chartex" xmlns:cx3="http://schemas.microsoft.com/office/drawing/2016/5/9/chartex" xmlns:cx4="http://schemas.microsoft.com/office/drawing/2016/5/10/chartex" xmlns:cx5="http://schemas.microsoft.com/office/drawing/2016/5/11/chartex" xmlns:cx6="http://schemas.microsoft.com/office/drawing/2016/5/12/chartex" xmlns:cx7="http://schemas.microsoft.com/office/drawing/2016/5/13/chartex" xmlns:cx8="http://schemas.microsoft.com/office/drawing/2016/5/14/chartex" xmlns:mc="http://schemas.openxmlformats.org/markup-compatibility/2006" xmlns:aink="http://schemas.microsoft.com/office/drawing/2016/ink" xmlns:am3d="http://schemas.microsoft.com/office/drawing/2017/model3d" xmlns:o="urn:schemas-microsoft-com:office:office" xmlns:oel="http://schemas.microsoft.com/office/2019/extlst" xmlns:r="http://schemas.openxmlformats.org/officeDocument/2006/relationships" xmlns:m="http://schemas.openxmlformats.org/officeDocument/2006/math" xmlns:v="urn:schemas-microsoft-com:vml" xmlns:wp14="http://schemas.microsoft.com/office/word/2010/wordprocessingDrawing" xmlns:wp="http://schemas.openxmlformats.org/drawingml/2006/wordprocessingDrawing" xmlns:w10="urn:schemas-microsoft-com:office:word" xmlns:w="http://schemas.openxmlformats.org/wordprocessingml/2006/main" xmlns:w14="http://schemas.microsoft.com/office/word/2010/wordml" xmlns:w15="http://schemas.microsoft.com/office/word/2012/wordml" xmlns:w16cex="http://schemas.microsoft.com/office/word/2018/wordml/cex" xmlns:w16cid="http://schemas.microsoft.com/office/word/2016/wordml/cid" xmlns:w16="http://schemas.microsoft.com/office/word/2018/wordml" xmlns:w16sdtdh="http://schemas.microsoft.com/office/word/2020/wordml/sdtdatahash" xmlns:w16se="http://schemas.microsoft.com/office/word/2015/wordml/symex" xmlns:wpg="http://schemas.microsoft.com/office/word/2010/wordprocessingGroup" xmlns:wpi="http://schemas.microsoft.com/office/word/2010/wordprocessingInk" xmlns:wne="http://schemas.microsoft.com/office/word/2006/wordml" xmlns:wps="http://schemas.microsoft.com/office/word/2010/wordprocessingShape" mc:Ignorable="w14 w15 w16se w16cid w16 w16cex w16sdtdh wp14">
+<w:numbering xmlns:wpc="http://schemas.microsoft.com/office/word/2010/wordprocessingCanvas" xmlns:cx="http://schemas.microsoft.com/office/drawing/2014/chartex" xmlns:cx1="http://schemas.microsoft.com/office/drawing/2015/9/8/chartex" xmlns:cx2="http://schemas.microsoft.com/office/drawing/2015/10/21/chartex" xmlns:cx3="http://schemas.microsoft.com/office/drawing/2016/5/9/chartex" xmlns:cx4="http://schemas.microsoft.com/office/drawing/2016/5/10/chartex" xmlns:cx5="http://schemas.microsoft.com/office/drawing/2016/5/11/chartex" xmlns:cx6="http://schemas.microsoft.com/office/drawing/2016/5/12/chartex" xmlns:cx7="http://schemas.microsoft.com/office/drawing/2016/5/13/chartex" xmlns:cx8="http://schemas.microsoft.com/office/drawing/2016/5/14/chartex" xmlns:mc="http://schemas.openxmlformats.org/markup-compatibility/2006" xmlns:aink="http://schemas.microsoft.com/office/drawing/2016/ink" xmlns:am3d="http://schemas.microsoft.com/office/drawing/2017/model3d" xmlns:o="urn:schemas-microsoft-com:office:office" xmlns:oel="http://schemas.microsoft.com/office/2019/extlst" xmlns:r="http://schemas.openxmlformats.org/officeDocument/2006/relationships" xmlns:m="http://schemas.openxmlformats.org/officeDocument/2006/math" xmlns:v="urn:schemas-microsoft-com:vml" xmlns:wp14="http://schemas.microsoft.com/office/word/2010/wordprocessingDrawing" xmlns:wp="http://schemas.openxmlformats.org/drawingml/2006/wordprocessingDrawing" xmlns:w10="urn:schemas-microsoft-com:office:word" xmlns:w="http://schemas.openxmlformats.org/wordprocessingml/2006/main" xmlns:w14="http://schemas.microsoft.com/office/word/2010/wordml" xmlns:w15="http://schemas.microsoft.com/office/word/2012/wordml" xmlns:w16cex="http://schemas.microsoft.com/office/word/2018/wordml/cex" xmlns:w16cid="http://schemas.microsoft.com/office/word/2016/wordml/cid" xmlns:w16="http://schemas.microsoft.com/office/word/2018/wordml" xmlns:w16du="http://schemas.microsoft.com/office/word/2023/wordml/word16du" xmlns:w16sdtdh="http://schemas.microsoft.com/office/word/2020/wordml/sdtdatahash" xmlns:w16sdtfl="http://schemas.microsoft.com/office/word/2024/wordml/sdtformatlock" xmlns:w16se="http://schemas.microsoft.com/office/word/2015/wordml/symex" xmlns:wpg="http://schemas.microsoft.com/office/word/2010/wordprocessingGroup" xmlns:wpi="http://schemas.microsoft.com/office/word/2010/wordprocessingInk" xmlns:wne="http://schemas.microsoft.com/office/word/2006/wordml" xmlns:wps="http://schemas.microsoft.com/office/word/2010/wordprocessingShape" mc:Ignorable="w14 w15 w16se w16cid w16 w16cex w16sdtdh w16sdtfl w16du wp14">
   <w:abstractNum w:abstractNumId="0" w15:restartNumberingAfterBreak="0">
     <w:nsid w:val="B23A94A9"/>
     <w:multiLevelType w:val="multilevel"/>
@@ -29219,7 +29219,7 @@
 </file>
 
 <file path=word/styles.xml><?xml version="1.0" encoding="utf-8"?>
-<w:styles xmlns:mc="http://schemas.openxmlformats.org/markup-compatibility/2006" xmlns:r="http://schemas.openxmlformats.org/officeDocument/2006/relationships" xmlns:w="http://schemas.openxmlformats.org/wordprocessingml/2006/main" xmlns:w14="http://schemas.microsoft.com/office/word/2010/wordml" xmlns:w15="http://schemas.microsoft.com/office/word/2012/wordml" xmlns:w16cex="http://schemas.microsoft.com/office/word/2018/wordml/cex" xmlns:w16cid="http://schemas.microsoft.com/office/word/2016/wordml/cid" xmlns:w16="http://schemas.microsoft.com/office/word/2018/wordml" xmlns:w16sdtdh="http://schemas.microsoft.com/office/word/2020/wordml/sdtdatahash" xmlns:w16se="http://schemas.microsoft.com/office/word/2015/wordml/symex" mc:Ignorable="w14 w15 w16se w16cid w16 w16cex w16sdtdh">
+<w:styles xmlns:mc="http://schemas.openxmlformats.org/markup-compatibility/2006" xmlns:r="http://schemas.openxmlformats.org/officeDocument/2006/relationships" xmlns:w="http://schemas.openxmlformats.org/wordprocessingml/2006/main" xmlns:w14="http://schemas.microsoft.com/office/word/2010/wordml" xmlns:w15="http://schemas.microsoft.com/office/word/2012/wordml" xmlns:w16cex="http://schemas.microsoft.com/office/word/2018/wordml/cex" xmlns:w16cid="http://schemas.microsoft.com/office/word/2016/wordml/cid" xmlns:w16="http://schemas.microsoft.com/office/word/2018/wordml" xmlns:w16du="http://schemas.microsoft.com/office/word/2023/wordml/word16du" xmlns:w16sdtdh="http://schemas.microsoft.com/office/word/2020/wordml/sdtdatahash" xmlns:w16sdtfl="http://schemas.microsoft.com/office/word/2024/wordml/sdtformatlock" xmlns:w16se="http://schemas.microsoft.com/office/word/2015/wordml/symex" mc:Ignorable="w14 w15 w16se w16cid w16 w16cex w16sdtdh w16sdtfl w16du">
   <w:docDefaults>
     <w:rPrDefault>
       <w:rPr>
@@ -29621,11 +29621,11 @@
       <w:lang w:val="id-ID"/>
     </w:rPr>
   </w:style>
-  <w:style w:type="paragraph" w:styleId="Judul1">
+  <w:style w:type="paragraph" w:styleId="Heading1">
     <w:name w:val="heading 1"/>
     <w:basedOn w:val="Normal"/>
     <w:next w:val="Normal"/>
-    <w:link w:val="Judul1KAR"/>
+    <w:link w:val="Heading1Char"/>
     <w:qFormat/>
     <w:rsid w:val="00B53BDC"/>
     <w:pPr>
@@ -29642,11 +29642,11 @@
       <w:szCs w:val="32"/>
     </w:rPr>
   </w:style>
-  <w:style w:type="paragraph" w:styleId="Judul2">
+  <w:style w:type="paragraph" w:styleId="Heading2">
     <w:name w:val="heading 2"/>
     <w:basedOn w:val="Normal"/>
     <w:next w:val="Normal"/>
-    <w:link w:val="Judul2KAR"/>
+    <w:link w:val="Heading2Char"/>
     <w:uiPriority w:val="9"/>
     <w:unhideWhenUsed/>
     <w:qFormat/>
@@ -29666,11 +29666,11 @@
       <w:szCs w:val="28"/>
     </w:rPr>
   </w:style>
-  <w:style w:type="paragraph" w:styleId="Judul3">
+  <w:style w:type="paragraph" w:styleId="Heading3">
     <w:name w:val="heading 3"/>
     <w:basedOn w:val="Normal"/>
     <w:next w:val="Normal"/>
-    <w:link w:val="Judul3KAR"/>
+    <w:link w:val="Heading3Char"/>
     <w:qFormat/>
     <w:rsid w:val="00B53BDC"/>
     <w:pPr>
@@ -29687,11 +29687,11 @@
       <w:szCs w:val="24"/>
     </w:rPr>
   </w:style>
-  <w:style w:type="paragraph" w:styleId="Judul4">
+  <w:style w:type="paragraph" w:styleId="Heading4">
     <w:name w:val="heading 4"/>
     <w:basedOn w:val="Normal"/>
     <w:next w:val="Normal"/>
-    <w:link w:val="Judul4KAR"/>
+    <w:link w:val="Heading4Char"/>
     <w:uiPriority w:val="9"/>
     <w:semiHidden/>
     <w:unhideWhenUsed/>
@@ -29710,11 +29710,11 @@
       <w:color w:val="365F91" w:themeColor="accent1" w:themeShade="BF"/>
     </w:rPr>
   </w:style>
-  <w:style w:type="paragraph" w:styleId="Judul5">
+  <w:style w:type="paragraph" w:styleId="Heading5">
     <w:name w:val="heading 5"/>
     <w:basedOn w:val="Normal"/>
     <w:next w:val="Normal"/>
-    <w:link w:val="Judul5KAR"/>
+    <w:link w:val="Heading5Char"/>
     <w:qFormat/>
     <w:rsid w:val="00B53BDC"/>
     <w:pPr>
@@ -29730,11 +29730,11 @@
       <w:szCs w:val="24"/>
     </w:rPr>
   </w:style>
-  <w:style w:type="paragraph" w:styleId="Judul6">
+  <w:style w:type="paragraph" w:styleId="Heading6">
     <w:name w:val="heading 6"/>
     <w:basedOn w:val="Normal"/>
     <w:next w:val="Normal"/>
-    <w:link w:val="Judul6KAR"/>
+    <w:link w:val="Heading6Char"/>
     <w:uiPriority w:val="9"/>
     <w:semiHidden/>
     <w:unhideWhenUsed/>
@@ -29753,13 +29753,13 @@
       <w:szCs w:val="24"/>
     </w:rPr>
   </w:style>
-  <w:style w:type="character" w:default="1" w:styleId="FontParagrafDefault">
+  <w:style w:type="character" w:default="1" w:styleId="DefaultParagraphFont">
     <w:name w:val="Default Paragraph Font"/>
     <w:uiPriority w:val="1"/>
     <w:semiHidden/>
     <w:unhideWhenUsed/>
   </w:style>
-  <w:style w:type="table" w:default="1" w:styleId="TabelNormal">
+  <w:style w:type="table" w:default="1" w:styleId="TableNormal">
     <w:name w:val="Normal Table"/>
     <w:uiPriority w:val="99"/>
     <w:semiHidden/>
@@ -29774,16 +29774,16 @@
       </w:tblCellMar>
     </w:tblPr>
   </w:style>
-  <w:style w:type="numbering" w:default="1" w:styleId="TidakAdaDaftar">
+  <w:style w:type="numbering" w:default="1" w:styleId="NoList">
     <w:name w:val="No List"/>
     <w:uiPriority w:val="99"/>
     <w:semiHidden/>
     <w:unhideWhenUsed/>
   </w:style>
-  <w:style w:type="character" w:customStyle="1" w:styleId="Judul1KAR">
-    <w:name w:val="Judul 1 KAR"/>
-    <w:basedOn w:val="FontParagrafDefault"/>
-    <w:link w:val="Judul1"/>
+  <w:style w:type="character" w:customStyle="1" w:styleId="Heading1Char">
+    <w:name w:val="Heading 1 Char"/>
+    <w:basedOn w:val="DefaultParagraphFont"/>
+    <w:link w:val="Heading1"/>
     <w:rsid w:val="00B53BDC"/>
     <w:rPr>
       <w:rFonts w:ascii="Cambria" w:eastAsia="Times New Roman" w:hAnsi="Cambria" w:cs="Times New Roman"/>
@@ -29795,10 +29795,10 @@
       <w:lang w:val="id-ID"/>
     </w:rPr>
   </w:style>
-  <w:style w:type="character" w:customStyle="1" w:styleId="Judul2KAR">
-    <w:name w:val="Judul 2 KAR"/>
-    <w:basedOn w:val="FontParagrafDefault"/>
-    <w:link w:val="Judul2"/>
+  <w:style w:type="character" w:customStyle="1" w:styleId="Heading2Char">
+    <w:name w:val="Heading 2 Char"/>
+    <w:basedOn w:val="DefaultParagraphFont"/>
+    <w:link w:val="Heading2"/>
     <w:uiPriority w:val="9"/>
     <w:rsid w:val="00B53BDC"/>
     <w:rPr>
@@ -29812,10 +29812,10 @@
       <w:lang w:val="id-ID"/>
     </w:rPr>
   </w:style>
-  <w:style w:type="character" w:customStyle="1" w:styleId="Judul3KAR">
-    <w:name w:val="Judul 3 KAR"/>
-    <w:basedOn w:val="FontParagrafDefault"/>
-    <w:link w:val="Judul3"/>
+  <w:style w:type="character" w:customStyle="1" w:styleId="Heading3Char">
+    <w:name w:val="Heading 3 Char"/>
+    <w:basedOn w:val="DefaultParagraphFont"/>
+    <w:link w:val="Heading3"/>
     <w:rsid w:val="00B53BDC"/>
     <w:rPr>
       <w:rFonts w:ascii="Arial" w:eastAsia="SimSun" w:hAnsi="Arial" w:cs="Arial"/>
@@ -29826,10 +29826,10 @@
       <w:lang w:val="id-ID"/>
     </w:rPr>
   </w:style>
-  <w:style w:type="character" w:customStyle="1" w:styleId="Judul5KAR">
-    <w:name w:val="Judul 5 KAR"/>
-    <w:basedOn w:val="FontParagrafDefault"/>
-    <w:link w:val="Judul5"/>
+  <w:style w:type="character" w:customStyle="1" w:styleId="Heading5Char">
+    <w:name w:val="Heading 5 Char"/>
+    <w:basedOn w:val="DefaultParagraphFont"/>
+    <w:link w:val="Heading5"/>
     <w:rsid w:val="00B53BDC"/>
     <w:rPr>
       <w:rFonts w:ascii="Arial" w:eastAsia="Times New Roman" w:hAnsi="Arial" w:cs="Times New Roman"/>
@@ -29839,10 +29839,10 @@
       <w:lang w:val="id-ID"/>
     </w:rPr>
   </w:style>
-  <w:style w:type="character" w:customStyle="1" w:styleId="Judul6KAR">
-    <w:name w:val="Judul 6 KAR"/>
-    <w:basedOn w:val="FontParagrafDefault"/>
-    <w:link w:val="Judul6"/>
+  <w:style w:type="character" w:customStyle="1" w:styleId="Heading6Char">
+    <w:name w:val="Heading 6 Char"/>
+    <w:basedOn w:val="DefaultParagraphFont"/>
+    <w:link w:val="Heading6"/>
     <w:uiPriority w:val="9"/>
     <w:semiHidden/>
     <w:rsid w:val="00B53BDC"/>
@@ -29854,9 +29854,9 @@
       <w:lang w:val="id-ID"/>
     </w:rPr>
   </w:style>
-  <w:style w:type="paragraph" w:styleId="TidakAdaSpasi">
+  <w:style w:type="paragraph" w:styleId="NoSpacing">
     <w:name w:val="No Spacing"/>
-    <w:link w:val="TidakAdaSpasiKAR"/>
+    <w:link w:val="NoSpacingChar"/>
     <w:qFormat/>
     <w:rsid w:val="00B53BDC"/>
     <w:pPr>
@@ -29867,20 +29867,20 @@
       <w:lang w:eastAsia="ja-JP"/>
     </w:rPr>
   </w:style>
-  <w:style w:type="character" w:customStyle="1" w:styleId="TidakAdaSpasiKAR">
-    <w:name w:val="Tidak Ada Spasi KAR"/>
-    <w:basedOn w:val="FontParagrafDefault"/>
-    <w:link w:val="TidakAdaSpasi"/>
+  <w:style w:type="character" w:customStyle="1" w:styleId="NoSpacingChar">
+    <w:name w:val="No Spacing Char"/>
+    <w:basedOn w:val="DefaultParagraphFont"/>
+    <w:link w:val="NoSpacing"/>
     <w:rsid w:val="00B53BDC"/>
     <w:rPr>
       <w:rFonts w:eastAsiaTheme="minorEastAsia"/>
       <w:lang w:eastAsia="ja-JP"/>
     </w:rPr>
   </w:style>
-  <w:style w:type="paragraph" w:styleId="TeksBalon">
+  <w:style w:type="paragraph" w:styleId="BalloonText">
     <w:name w:val="Balloon Text"/>
     <w:basedOn w:val="Normal"/>
-    <w:link w:val="TeksBalonKAR"/>
+    <w:link w:val="BalloonTextChar"/>
     <w:semiHidden/>
     <w:unhideWhenUsed/>
     <w:rsid w:val="00B53BDC"/>
@@ -29893,10 +29893,10 @@
       <w:szCs w:val="16"/>
     </w:rPr>
   </w:style>
-  <w:style w:type="character" w:customStyle="1" w:styleId="TeksBalonKAR">
-    <w:name w:val="Teks Balon KAR"/>
-    <w:basedOn w:val="FontParagrafDefault"/>
-    <w:link w:val="TeksBalon"/>
+  <w:style w:type="character" w:customStyle="1" w:styleId="BalloonTextChar">
+    <w:name w:val="Balloon Text Char"/>
+    <w:basedOn w:val="DefaultParagraphFont"/>
+    <w:link w:val="BalloonText"/>
     <w:semiHidden/>
     <w:rsid w:val="00B53BDC"/>
     <w:rPr>
@@ -29906,11 +29906,11 @@
       <w:lang w:val="id-ID"/>
     </w:rPr>
   </w:style>
-  <w:style w:type="paragraph" w:styleId="DaftarParagraf">
+  <w:style w:type="paragraph" w:styleId="ListParagraph">
     <w:name w:val="List Paragraph"/>
     <w:aliases w:val="Body of text,List Paragraph1,Body of textCxSp,Medium Grid 1 - Accent 21,Body of text+1,Body of text+2,Body of text+3,List Paragraph11,Colorful List - Accent 11,HEADING 1,soal jawab,&quot;List Paragraph,List Paragraph1&quot;,List Paragraph2,Heading"/>
     <w:basedOn w:val="Normal"/>
-    <w:link w:val="DaftarParagrafKAR"/>
+    <w:link w:val="ListParagraphChar"/>
     <w:uiPriority w:val="34"/>
     <w:qFormat/>
     <w:rsid w:val="00B53BDC"/>
@@ -29925,10 +29925,10 @@
       <w:lang w:val="en-US" w:eastAsia="x-none"/>
     </w:rPr>
   </w:style>
-  <w:style w:type="character" w:customStyle="1" w:styleId="DaftarParagrafKAR">
-    <w:name w:val="Daftar Paragraf KAR"/>
-    <w:aliases w:val="Body of text KAR,List Paragraph1 KAR,Body of textCxSp KAR,Medium Grid 1 - Accent 21 KAR,Body of text+1 KAR,Body of text+2 KAR,Body of text+3 KAR,List Paragraph11 KAR,Colorful List - Accent 11 KAR,HEADING 1 KAR,soal jawab KAR"/>
-    <w:link w:val="DaftarParagraf"/>
+  <w:style w:type="character" w:customStyle="1" w:styleId="ListParagraphChar">
+    <w:name w:val="List Paragraph Char"/>
+    <w:aliases w:val="Body of text Char,List Paragraph1 Char,Body of textCxSp Char,Medium Grid 1 - Accent 21 Char,Body of text+1 Char,Body of text+2 Char,Body of text+3 Char,List Paragraph11 Char,Colorful List - Accent 11 Char,HEADING 1 Char,Heading Char"/>
+    <w:link w:val="ListParagraph"/>
     <w:uiPriority w:val="34"/>
     <w:qFormat/>
     <w:locked/>
@@ -29973,7 +29973,7 @@
     <w:name w:val="header"/>
     <w:aliases w:val="Header Char Char"/>
     <w:basedOn w:val="Normal"/>
-    <w:link w:val="HeaderKAR"/>
+    <w:link w:val="HeaderChar"/>
     <w:unhideWhenUsed/>
     <w:rsid w:val="00B53BDC"/>
     <w:pPr>
@@ -29987,10 +29987,10 @@
       <w:rFonts w:ascii="Calibri" w:eastAsia="Calibri" w:hAnsi="Calibri" w:cs="Times New Roman"/>
     </w:rPr>
   </w:style>
-  <w:style w:type="character" w:customStyle="1" w:styleId="HeaderKAR">
-    <w:name w:val="Header KAR"/>
-    <w:aliases w:val="Header Char Char KAR"/>
-    <w:basedOn w:val="FontParagrafDefault"/>
+  <w:style w:type="character" w:customStyle="1" w:styleId="HeaderChar">
+    <w:name w:val="Header Char"/>
+    <w:aliases w:val="Header Char Char Char"/>
+    <w:basedOn w:val="DefaultParagraphFont"/>
     <w:link w:val="Header"/>
     <w:rsid w:val="00B53BDC"/>
     <w:rPr>
@@ -30001,7 +30001,7 @@
   <w:style w:type="paragraph" w:styleId="Footer">
     <w:name w:val="footer"/>
     <w:basedOn w:val="Normal"/>
-    <w:link w:val="FooterKAR"/>
+    <w:link w:val="FooterChar"/>
     <w:unhideWhenUsed/>
     <w:rsid w:val="00B53BDC"/>
     <w:pPr>
@@ -30015,9 +30015,9 @@
       <w:rFonts w:ascii="Calibri" w:eastAsia="Calibri" w:hAnsi="Calibri" w:cs="Times New Roman"/>
     </w:rPr>
   </w:style>
-  <w:style w:type="character" w:customStyle="1" w:styleId="FooterKAR">
-    <w:name w:val="Footer KAR"/>
-    <w:basedOn w:val="FontParagrafDefault"/>
+  <w:style w:type="character" w:customStyle="1" w:styleId="FooterChar">
+    <w:name w:val="Footer Char"/>
+    <w:basedOn w:val="DefaultParagraphFont"/>
     <w:link w:val="Footer"/>
     <w:rsid w:val="00B53BDC"/>
     <w:rPr>
@@ -30025,10 +30025,10 @@
       <w:lang w:val="id-ID"/>
     </w:rPr>
   </w:style>
-  <w:style w:type="table" w:styleId="KisiTabel">
+  <w:style w:type="table" w:styleId="TableGrid">
     <w:name w:val="Table Grid"/>
     <w:aliases w:val="Tabel"/>
-    <w:basedOn w:val="TabelNormal"/>
+    <w:basedOn w:val="TableNormal"/>
     <w:uiPriority w:val="59"/>
     <w:rsid w:val="00B53BDC"/>
     <w:pPr>
@@ -30076,7 +30076,7 @@
   </w:style>
   <w:style w:type="numbering" w:customStyle="1" w:styleId="NoList1">
     <w:name w:val="No List1"/>
-    <w:next w:val="TidakAdaDaftar"/>
+    <w:next w:val="NoList"/>
     <w:uiPriority w:val="99"/>
     <w:semiHidden/>
     <w:unhideWhenUsed/>
@@ -30084,8 +30084,8 @@
   </w:style>
   <w:style w:type="table" w:customStyle="1" w:styleId="TableGrid1">
     <w:name w:val="Table Grid1"/>
-    <w:basedOn w:val="TabelNormal"/>
-    <w:next w:val="KisiTabel"/>
+    <w:basedOn w:val="TableNormal"/>
+    <w:next w:val="TableGrid"/>
     <w:uiPriority w:val="59"/>
     <w:rsid w:val="00B53BDC"/>
     <w:pPr>
@@ -30140,7 +30140,7 @@
       <w:lang w:val="nl-NL"/>
     </w:rPr>
   </w:style>
-  <w:style w:type="character" w:styleId="ReferensiKomentar">
+  <w:style w:type="character" w:styleId="CommentReference">
     <w:name w:val="annotation reference"/>
     <w:semiHidden/>
     <w:unhideWhenUsed/>
@@ -30150,10 +30150,10 @@
       <w:szCs w:val="16"/>
     </w:rPr>
   </w:style>
-  <w:style w:type="paragraph" w:styleId="TeksKomentar">
+  <w:style w:type="paragraph" w:styleId="CommentText">
     <w:name w:val="annotation text"/>
     <w:basedOn w:val="Normal"/>
-    <w:link w:val="TeksKomentarKAR"/>
+    <w:link w:val="CommentTextChar"/>
     <w:semiHidden/>
     <w:unhideWhenUsed/>
     <w:rsid w:val="00B53BDC"/>
@@ -30164,10 +30164,10 @@
       <w:lang w:val="en-US"/>
     </w:rPr>
   </w:style>
-  <w:style w:type="character" w:customStyle="1" w:styleId="TeksKomentarKAR">
-    <w:name w:val="Teks Komentar KAR"/>
-    <w:basedOn w:val="FontParagrafDefault"/>
-    <w:link w:val="TeksKomentar"/>
+  <w:style w:type="character" w:customStyle="1" w:styleId="CommentTextChar">
+    <w:name w:val="Comment Text Char"/>
+    <w:basedOn w:val="DefaultParagraphFont"/>
+    <w:link w:val="CommentText"/>
     <w:semiHidden/>
     <w:rsid w:val="00B53BDC"/>
     <w:rPr>
@@ -30207,7 +30207,7 @@
   </w:style>
   <w:style w:type="numbering" w:customStyle="1" w:styleId="NoList2">
     <w:name w:val="No List2"/>
-    <w:next w:val="TidakAdaDaftar"/>
+    <w:next w:val="NoList"/>
     <w:uiPriority w:val="99"/>
     <w:semiHidden/>
     <w:unhideWhenUsed/>
@@ -30215,8 +30215,8 @@
   </w:style>
   <w:style w:type="table" w:customStyle="1" w:styleId="TableGrid2">
     <w:name w:val="Table Grid2"/>
-    <w:basedOn w:val="TabelNormal"/>
-    <w:next w:val="KisiTabel"/>
+    <w:basedOn w:val="TableNormal"/>
+    <w:next w:val="TableGrid"/>
     <w:rsid w:val="00B53BDC"/>
     <w:pPr>
       <w:spacing w:after="0" w:line="240" w:lineRule="auto"/>
@@ -30247,7 +30247,7 @@
       <w:u w:val="single"/>
     </w:rPr>
   </w:style>
-  <w:style w:type="character" w:styleId="Kuat">
+  <w:style w:type="character" w:styleId="Strong">
     <w:name w:val="Strong"/>
     <w:uiPriority w:val="22"/>
     <w:qFormat/>
@@ -30275,7 +30275,7 @@
   </w:style>
   <w:style w:type="character" w:customStyle="1" w:styleId="apple-converted-space">
     <w:name w:val="apple-converted-space"/>
-    <w:basedOn w:val="FontParagrafDefault"/>
+    <w:basedOn w:val="DefaultParagraphFont"/>
     <w:rsid w:val="00B53BDC"/>
   </w:style>
   <w:style w:type="character" w:customStyle="1" w:styleId="markedcontent">
@@ -30299,10 +30299,10 @@
       <w:lang w:val="id"/>
     </w:rPr>
   </w:style>
-  <w:style w:type="paragraph" w:styleId="TeksIsi">
+  <w:style w:type="paragraph" w:styleId="BodyText">
     <w:name w:val="Body Text"/>
     <w:basedOn w:val="Normal"/>
-    <w:link w:val="TeksIsiKAR"/>
+    <w:link w:val="BodyTextChar"/>
     <w:uiPriority w:val="1"/>
     <w:qFormat/>
     <w:rsid w:val="00B53BDC"/>
@@ -30317,10 +30317,10 @@
       <w:lang w:val="id"/>
     </w:rPr>
   </w:style>
-  <w:style w:type="character" w:customStyle="1" w:styleId="TeksIsiKAR">
-    <w:name w:val="Teks Isi KAR"/>
-    <w:basedOn w:val="FontParagrafDefault"/>
-    <w:link w:val="TeksIsi"/>
+  <w:style w:type="character" w:customStyle="1" w:styleId="BodyTextChar">
+    <w:name w:val="Body Text Char"/>
+    <w:basedOn w:val="DefaultParagraphFont"/>
+    <w:link w:val="BodyText"/>
     <w:uiPriority w:val="1"/>
     <w:rsid w:val="00B53BDC"/>
     <w:rPr>
@@ -30328,7 +30328,7 @@
       <w:lang w:val="id"/>
     </w:rPr>
   </w:style>
-  <w:style w:type="character" w:styleId="Penekanan">
+  <w:style w:type="character" w:styleId="Emphasis">
     <w:name w:val="Emphasis"/>
     <w:uiPriority w:val="20"/>
     <w:qFormat/>
@@ -30338,10 +30338,10 @@
       <w:iCs/>
     </w:rPr>
   </w:style>
-  <w:style w:type="paragraph" w:styleId="Judul">
+  <w:style w:type="paragraph" w:styleId="Title">
     <w:name w:val="Title"/>
     <w:basedOn w:val="Normal"/>
-    <w:link w:val="JudulKAR"/>
+    <w:link w:val="TitleChar"/>
     <w:qFormat/>
     <w:rsid w:val="00B53BDC"/>
     <w:pPr>
@@ -30361,10 +30361,10 @@
       <w:lang w:val="id"/>
     </w:rPr>
   </w:style>
-  <w:style w:type="character" w:customStyle="1" w:styleId="JudulKAR">
-    <w:name w:val="Judul KAR"/>
-    <w:basedOn w:val="FontParagrafDefault"/>
-    <w:link w:val="Judul"/>
+  <w:style w:type="character" w:customStyle="1" w:styleId="TitleChar">
+    <w:name w:val="Title Char"/>
+    <w:basedOn w:val="DefaultParagraphFont"/>
+    <w:link w:val="Title"/>
     <w:rsid w:val="00B53BDC"/>
     <w:rPr>
       <w:rFonts w:ascii="Arial" w:eastAsia="Arial" w:hAnsi="Arial" w:cs="Arial"/>
@@ -30400,7 +30400,7 @@
       <w:lang w:val="en-US" w:eastAsia="en-US"/>
     </w:rPr>
   </w:style>
-  <w:style w:type="character" w:styleId="Tempatpenampungteks">
+  <w:style w:type="character" w:styleId="PlaceholderText">
     <w:name w:val="Placeholder Text"/>
     <w:semiHidden/>
     <w:rsid w:val="00B53BDC"/>
@@ -30424,7 +30424,7 @@
   </w:style>
   <w:style w:type="paragraph" w:customStyle="1" w:styleId="bulletmatpok">
     <w:name w:val="bullet matpok"/>
-    <w:basedOn w:val="DaftarParagraf"/>
+    <w:basedOn w:val="ListParagraph"/>
     <w:qFormat/>
     <w:rsid w:val="00B53BDC"/>
     <w:pPr>
@@ -30474,10 +30474,10 @@
       <w:ind w:left="284" w:right="0" w:hanging="284"/>
     </w:pPr>
   </w:style>
-  <w:style w:type="paragraph" w:styleId="IndenTeksIsi">
+  <w:style w:type="paragraph" w:styleId="BodyTextIndent">
     <w:name w:val="Body Text Indent"/>
     <w:basedOn w:val="Normal"/>
-    <w:link w:val="IndenTeksIsiKAR"/>
+    <w:link w:val="BodyTextIndentChar"/>
     <w:rsid w:val="00B53BDC"/>
     <w:pPr>
       <w:spacing w:after="0" w:line="240" w:lineRule="auto"/>
@@ -30490,10 +30490,10 @@
       <w:szCs w:val="24"/>
     </w:rPr>
   </w:style>
-  <w:style w:type="character" w:customStyle="1" w:styleId="IndenTeksIsiKAR">
-    <w:name w:val="Inden Teks Isi KAR"/>
-    <w:basedOn w:val="FontParagrafDefault"/>
-    <w:link w:val="IndenTeksIsi"/>
+  <w:style w:type="character" w:customStyle="1" w:styleId="BodyTextIndentChar">
+    <w:name w:val="Body Text Indent Char"/>
+    <w:basedOn w:val="DefaultParagraphFont"/>
+    <w:link w:val="BodyTextIndent"/>
     <w:rsid w:val="00B53BDC"/>
     <w:rPr>
       <w:rFonts w:ascii="Times New Roman" w:eastAsia="Times New Roman" w:hAnsi="Times New Roman" w:cs="Times New Roman"/>
@@ -30502,9 +30502,9 @@
       <w:lang w:val="id-ID"/>
     </w:rPr>
   </w:style>
-  <w:style w:type="character" w:styleId="NomorHalaman">
+  <w:style w:type="character" w:styleId="PageNumber">
     <w:name w:val="page number"/>
-    <w:basedOn w:val="FontParagrafDefault"/>
+    <w:basedOn w:val="DefaultParagraphFont"/>
     <w:rsid w:val="00B53BDC"/>
   </w:style>
   <w:style w:type="numbering" w:customStyle="1" w:styleId="Style10">
@@ -30550,8 +30550,8 @@
   </w:style>
   <w:style w:type="table" w:customStyle="1" w:styleId="MediumList2-Accent11">
     <w:name w:val="Medium List 2 - Accent 11"/>
-    <w:basedOn w:val="TabelNormal"/>
-    <w:next w:val="DaftarSedang2-Aksen1"/>
+    <w:basedOn w:val="TableNormal"/>
+    <w:next w:val="MediumList2-Accent1"/>
     <w:rsid w:val="00B53BDC"/>
     <w:pPr>
       <w:spacing w:after="0" w:line="240" w:lineRule="auto"/>
@@ -30670,10 +30670,10 @@
       </w:tcPr>
     </w:tblStylePr>
   </w:style>
-  <w:style w:type="paragraph" w:styleId="Subjudul">
+  <w:style w:type="paragraph" w:styleId="Subtitle">
     <w:name w:val="Subtitle"/>
     <w:basedOn w:val="Normal"/>
-    <w:link w:val="SubjudulKAR"/>
+    <w:link w:val="SubtitleChar"/>
     <w:qFormat/>
     <w:rsid w:val="00B53BDC"/>
     <w:pPr>
@@ -30689,10 +30689,10 @@
       <w:lang w:val="en-US"/>
     </w:rPr>
   </w:style>
-  <w:style w:type="character" w:customStyle="1" w:styleId="SubjudulKAR">
-    <w:name w:val="Subjudul KAR"/>
-    <w:basedOn w:val="FontParagrafDefault"/>
-    <w:link w:val="Subjudul"/>
+  <w:style w:type="character" w:customStyle="1" w:styleId="SubtitleChar">
+    <w:name w:val="Subtitle Char"/>
+    <w:basedOn w:val="DefaultParagraphFont"/>
+    <w:link w:val="Subtitle"/>
     <w:rsid w:val="00B53BDC"/>
     <w:rPr>
       <w:rFonts w:ascii="Times New Roman" w:eastAsia="Times New Roman" w:hAnsi="Times New Roman" w:cs="Times New Roman"/>
@@ -30715,10 +30715,10 @@
       <w:sz w:val="24"/>
     </w:rPr>
   </w:style>
-  <w:style w:type="paragraph" w:styleId="IndenTeksIsi3">
+  <w:style w:type="paragraph" w:styleId="BodyTextIndent3">
     <w:name w:val="Body Text Indent 3"/>
     <w:basedOn w:val="Normal"/>
-    <w:link w:val="IndenTeksIsi3KAR"/>
+    <w:link w:val="BodyTextIndent3Char"/>
     <w:semiHidden/>
     <w:unhideWhenUsed/>
     <w:rsid w:val="00B53BDC"/>
@@ -30733,10 +30733,10 @@
       <w:lang w:val="en-US"/>
     </w:rPr>
   </w:style>
-  <w:style w:type="character" w:customStyle="1" w:styleId="IndenTeksIsi3KAR">
-    <w:name w:val="Inden Teks Isi 3 KAR"/>
-    <w:basedOn w:val="FontParagrafDefault"/>
-    <w:link w:val="IndenTeksIsi3"/>
+  <w:style w:type="character" w:customStyle="1" w:styleId="BodyTextIndent3Char">
+    <w:name w:val="Body Text Indent 3 Char"/>
+    <w:basedOn w:val="DefaultParagraphFont"/>
+    <w:link w:val="BodyTextIndent3"/>
     <w:semiHidden/>
     <w:rsid w:val="00B53BDC"/>
     <w:rPr>
@@ -30745,10 +30745,10 @@
       <w:szCs w:val="16"/>
     </w:rPr>
   </w:style>
-  <w:style w:type="paragraph" w:styleId="IndenTeksIsi2">
+  <w:style w:type="paragraph" w:styleId="BodyTextIndent2">
     <w:name w:val="Body Text Indent 2"/>
     <w:basedOn w:val="Normal"/>
-    <w:link w:val="IndenTeksIsi2KAR"/>
+    <w:link w:val="BodyTextIndent2Char"/>
     <w:semiHidden/>
     <w:unhideWhenUsed/>
     <w:rsid w:val="00B53BDC"/>
@@ -30761,10 +30761,10 @@
       <w:lang w:val="en-US"/>
     </w:rPr>
   </w:style>
-  <w:style w:type="character" w:customStyle="1" w:styleId="IndenTeksIsi2KAR">
-    <w:name w:val="Inden Teks Isi 2 KAR"/>
-    <w:basedOn w:val="FontParagrafDefault"/>
-    <w:link w:val="IndenTeksIsi2"/>
+  <w:style w:type="character" w:customStyle="1" w:styleId="BodyTextIndent2Char">
+    <w:name w:val="Body Text Indent 2 Char"/>
+    <w:basedOn w:val="DefaultParagraphFont"/>
+    <w:link w:val="BodyTextIndent2"/>
     <w:semiHidden/>
     <w:rsid w:val="00B53BDC"/>
     <w:rPr>
@@ -30773,8 +30773,8 @@
   </w:style>
   <w:style w:type="table" w:customStyle="1" w:styleId="TableGrid9">
     <w:name w:val="Table Grid9"/>
-    <w:basedOn w:val="TabelNormal"/>
-    <w:next w:val="KisiTabel"/>
+    <w:basedOn w:val="TableNormal"/>
+    <w:next w:val="TableGrid"/>
     <w:rsid w:val="00B53BDC"/>
     <w:pPr>
       <w:spacing w:after="0" w:line="240" w:lineRule="auto"/>
@@ -30818,8 +30818,8 @@
   </w:style>
   <w:style w:type="table" w:customStyle="1" w:styleId="TableGrid11">
     <w:name w:val="Table Grid11"/>
-    <w:basedOn w:val="TabelNormal"/>
-    <w:next w:val="KisiTabel"/>
+    <w:basedOn w:val="TableNormal"/>
+    <w:next w:val="TableGrid"/>
     <w:uiPriority w:val="59"/>
     <w:rsid w:val="00B53BDC"/>
     <w:pPr>
@@ -30844,8 +30844,8 @@
   </w:style>
   <w:style w:type="table" w:customStyle="1" w:styleId="TableGrid5">
     <w:name w:val="Table Grid5"/>
-    <w:basedOn w:val="TabelNormal"/>
-    <w:next w:val="KisiTabel"/>
+    <w:basedOn w:val="TableNormal"/>
+    <w:next w:val="TableGrid"/>
     <w:rsid w:val="00B53BDC"/>
     <w:pPr>
       <w:spacing w:after="0" w:line="240" w:lineRule="auto"/>
@@ -30869,8 +30869,8 @@
   </w:style>
   <w:style w:type="table" w:customStyle="1" w:styleId="TableGrid3">
     <w:name w:val="Table Grid3"/>
-    <w:basedOn w:val="TabelNormal"/>
-    <w:next w:val="KisiTabel"/>
+    <w:basedOn w:val="TableNormal"/>
+    <w:next w:val="TableGrid"/>
     <w:rsid w:val="00B53BDC"/>
     <w:pPr>
       <w:spacing w:after="0" w:line="240" w:lineRule="auto"/>
@@ -30888,8 +30888,8 @@
   </w:style>
   <w:style w:type="table" w:customStyle="1" w:styleId="TableGrid31">
     <w:name w:val="Table Grid31"/>
-    <w:basedOn w:val="TabelNormal"/>
-    <w:next w:val="KisiTabel"/>
+    <w:basedOn w:val="TableNormal"/>
+    <w:next w:val="TableGrid"/>
     <w:rsid w:val="00B53BDC"/>
     <w:pPr>
       <w:spacing w:after="0" w:line="240" w:lineRule="auto"/>
@@ -30913,8 +30913,8 @@
   </w:style>
   <w:style w:type="table" w:customStyle="1" w:styleId="TableGrid4">
     <w:name w:val="Table Grid4"/>
-    <w:basedOn w:val="TabelNormal"/>
-    <w:next w:val="KisiTabel"/>
+    <w:basedOn w:val="TableNormal"/>
+    <w:next w:val="TableGrid"/>
     <w:rsid w:val="00B53BDC"/>
     <w:pPr>
       <w:spacing w:after="0" w:line="240" w:lineRule="auto"/>
@@ -30930,9 +30930,9 @@
       </w:tblBorders>
     </w:tblPr>
   </w:style>
-  <w:style w:type="table" w:styleId="DaftarSedang2-Aksen1">
+  <w:style w:type="table" w:styleId="MediumList2-Accent1">
     <w:name w:val="Medium List 2 Accent 1"/>
-    <w:basedOn w:val="TabelNormal"/>
+    <w:basedOn w:val="TableNormal"/>
     <w:uiPriority w:val="66"/>
     <w:rsid w:val="00B53BDC"/>
     <w:pPr>
@@ -31053,8 +31053,8 @@
   </w:style>
   <w:style w:type="table" w:customStyle="1" w:styleId="TableGrid6">
     <w:name w:val="Table Grid6"/>
-    <w:basedOn w:val="TabelNormal"/>
-    <w:next w:val="KisiTabel"/>
+    <w:basedOn w:val="TableNormal"/>
+    <w:next w:val="TableGrid"/>
     <w:rsid w:val="00B53BDC"/>
     <w:pPr>
       <w:spacing w:after="0" w:line="240" w:lineRule="auto"/>
@@ -31072,8 +31072,8 @@
   </w:style>
   <w:style w:type="table" w:customStyle="1" w:styleId="TableGrid7">
     <w:name w:val="Table Grid7"/>
-    <w:basedOn w:val="TabelNormal"/>
-    <w:next w:val="KisiTabel"/>
+    <w:basedOn w:val="TableNormal"/>
+    <w:next w:val="TableGrid"/>
     <w:rsid w:val="00B53BDC"/>
     <w:pPr>
       <w:spacing w:after="0" w:line="240" w:lineRule="auto"/>
@@ -31091,8 +31091,8 @@
   </w:style>
   <w:style w:type="table" w:customStyle="1" w:styleId="TableGrid8">
     <w:name w:val="Table Grid8"/>
-    <w:basedOn w:val="TabelNormal"/>
-    <w:next w:val="KisiTabel"/>
+    <w:basedOn w:val="TableNormal"/>
+    <w:next w:val="TableGrid"/>
     <w:rsid w:val="00B53BDC"/>
     <w:pPr>
       <w:spacing w:after="0" w:line="240" w:lineRule="auto"/>
@@ -31110,8 +31110,8 @@
   </w:style>
   <w:style w:type="table" w:customStyle="1" w:styleId="TableGrid10">
     <w:name w:val="Table Grid10"/>
-    <w:basedOn w:val="TabelNormal"/>
-    <w:next w:val="KisiTabel"/>
+    <w:basedOn w:val="TableNormal"/>
+    <w:next w:val="TableGrid"/>
     <w:rsid w:val="00B53BDC"/>
     <w:pPr>
       <w:spacing w:after="0" w:line="240" w:lineRule="auto"/>
@@ -31129,8 +31129,8 @@
   </w:style>
   <w:style w:type="table" w:customStyle="1" w:styleId="TableGrid12">
     <w:name w:val="Table Grid12"/>
-    <w:basedOn w:val="TabelNormal"/>
-    <w:next w:val="KisiTabel"/>
+    <w:basedOn w:val="TableNormal"/>
+    <w:next w:val="TableGrid"/>
     <w:rsid w:val="00B53BDC"/>
     <w:pPr>
       <w:spacing w:after="0" w:line="240" w:lineRule="auto"/>
@@ -31148,8 +31148,8 @@
   </w:style>
   <w:style w:type="table" w:customStyle="1" w:styleId="TableGrid13">
     <w:name w:val="Table Grid13"/>
-    <w:basedOn w:val="TabelNormal"/>
-    <w:next w:val="KisiTabel"/>
+    <w:basedOn w:val="TableNormal"/>
+    <w:next w:val="TableGrid"/>
     <w:rsid w:val="00B53BDC"/>
     <w:pPr>
       <w:spacing w:after="0" w:line="240" w:lineRule="auto"/>
@@ -31167,8 +31167,8 @@
   </w:style>
   <w:style w:type="table" w:customStyle="1" w:styleId="TableGrid14">
     <w:name w:val="Table Grid14"/>
-    <w:basedOn w:val="TabelNormal"/>
-    <w:next w:val="KisiTabel"/>
+    <w:basedOn w:val="TableNormal"/>
+    <w:next w:val="TableGrid"/>
     <w:rsid w:val="00B53BDC"/>
     <w:pPr>
       <w:spacing w:after="0" w:line="240" w:lineRule="auto"/>
@@ -31186,8 +31186,8 @@
   </w:style>
   <w:style w:type="table" w:customStyle="1" w:styleId="TableGrid15">
     <w:name w:val="Table Grid15"/>
-    <w:basedOn w:val="TabelNormal"/>
-    <w:next w:val="KisiTabel"/>
+    <w:basedOn w:val="TableNormal"/>
+    <w:next w:val="TableGrid"/>
     <w:rsid w:val="00B53BDC"/>
     <w:pPr>
       <w:spacing w:after="0" w:line="240" w:lineRule="auto"/>
@@ -31205,8 +31205,8 @@
   </w:style>
   <w:style w:type="table" w:customStyle="1" w:styleId="TableGrid16">
     <w:name w:val="Table Grid16"/>
-    <w:basedOn w:val="TabelNormal"/>
-    <w:next w:val="KisiTabel"/>
+    <w:basedOn w:val="TableNormal"/>
+    <w:next w:val="TableGrid"/>
     <w:rsid w:val="00B53BDC"/>
     <w:pPr>
       <w:spacing w:after="0" w:line="240" w:lineRule="auto"/>
@@ -31224,8 +31224,8 @@
   </w:style>
   <w:style w:type="table" w:customStyle="1" w:styleId="TableGrid17">
     <w:name w:val="Table Grid17"/>
-    <w:basedOn w:val="TabelNormal"/>
-    <w:next w:val="KisiTabel"/>
+    <w:basedOn w:val="TableNormal"/>
+    <w:next w:val="TableGrid"/>
     <w:rsid w:val="00B53BDC"/>
     <w:pPr>
       <w:spacing w:after="0" w:line="240" w:lineRule="auto"/>
@@ -31243,8 +31243,8 @@
   </w:style>
   <w:style w:type="table" w:customStyle="1" w:styleId="TableGrid18">
     <w:name w:val="Table Grid18"/>
-    <w:basedOn w:val="TabelNormal"/>
-    <w:next w:val="KisiTabel"/>
+    <w:basedOn w:val="TableNormal"/>
+    <w:next w:val="TableGrid"/>
     <w:rsid w:val="00B53BDC"/>
     <w:pPr>
       <w:spacing w:after="0" w:line="240" w:lineRule="auto"/>
@@ -31262,8 +31262,8 @@
   </w:style>
   <w:style w:type="table" w:customStyle="1" w:styleId="TableGrid19">
     <w:name w:val="Table Grid19"/>
-    <w:basedOn w:val="TabelNormal"/>
-    <w:next w:val="KisiTabel"/>
+    <w:basedOn w:val="TableNormal"/>
+    <w:next w:val="TableGrid"/>
     <w:rsid w:val="00B53BDC"/>
     <w:pPr>
       <w:spacing w:after="0" w:line="240" w:lineRule="auto"/>
@@ -31281,8 +31281,8 @@
   </w:style>
   <w:style w:type="table" w:customStyle="1" w:styleId="TableGrid20">
     <w:name w:val="Table Grid20"/>
-    <w:basedOn w:val="TabelNormal"/>
-    <w:next w:val="KisiTabel"/>
+    <w:basedOn w:val="TableNormal"/>
+    <w:next w:val="TableGrid"/>
     <w:rsid w:val="00B53BDC"/>
     <w:pPr>
       <w:spacing w:after="0" w:line="240" w:lineRule="auto"/>
@@ -31300,8 +31300,8 @@
   </w:style>
   <w:style w:type="table" w:customStyle="1" w:styleId="TableGrid21">
     <w:name w:val="Table Grid21"/>
-    <w:basedOn w:val="TabelNormal"/>
-    <w:next w:val="KisiTabel"/>
+    <w:basedOn w:val="TableNormal"/>
+    <w:next w:val="TableGrid"/>
     <w:rsid w:val="00B53BDC"/>
     <w:pPr>
       <w:spacing w:after="0" w:line="240" w:lineRule="auto"/>
@@ -31329,7 +31329,7 @@
   </w:style>
   <w:style w:type="numbering" w:customStyle="1" w:styleId="NoList11">
     <w:name w:val="No List11"/>
-    <w:next w:val="TidakAdaDaftar"/>
+    <w:next w:val="NoList"/>
     <w:uiPriority w:val="99"/>
     <w:semiHidden/>
     <w:unhideWhenUsed/>
@@ -31337,7 +31337,7 @@
   </w:style>
   <w:style w:type="numbering" w:customStyle="1" w:styleId="NoList111">
     <w:name w:val="No List111"/>
-    <w:next w:val="TidakAdaDaftar"/>
+    <w:next w:val="NoList"/>
     <w:uiPriority w:val="99"/>
     <w:semiHidden/>
     <w:unhideWhenUsed/>
@@ -31349,7 +31349,7 @@
   </w:style>
   <w:style w:type="numbering" w:customStyle="1" w:styleId="NoList21">
     <w:name w:val="No List21"/>
-    <w:next w:val="TidakAdaDaftar"/>
+    <w:next w:val="NoList"/>
     <w:uiPriority w:val="99"/>
     <w:semiHidden/>
     <w:unhideWhenUsed/>
@@ -31357,7 +31357,7 @@
   </w:style>
   <w:style w:type="numbering" w:customStyle="1" w:styleId="NoList12">
     <w:name w:val="No List12"/>
-    <w:next w:val="TidakAdaDaftar"/>
+    <w:next w:val="NoList"/>
     <w:uiPriority w:val="99"/>
     <w:semiHidden/>
     <w:unhideWhenUsed/>
@@ -31398,7 +31398,7 @@
   </w:style>
   <w:style w:type="character" w:customStyle="1" w:styleId="TitleChar1">
     <w:name w:val="Title Char1"/>
-    <w:basedOn w:val="FontParagrafDefault"/>
+    <w:basedOn w:val="DefaultParagraphFont"/>
     <w:uiPriority w:val="10"/>
     <w:rsid w:val="00B53BDC"/>
     <w:rPr>
@@ -31412,8 +31412,8 @@
   </w:style>
   <w:style w:type="table" w:customStyle="1" w:styleId="TableGrid111">
     <w:name w:val="Table Grid111"/>
-    <w:basedOn w:val="TabelNormal"/>
-    <w:next w:val="KisiTabel"/>
+    <w:basedOn w:val="TableNormal"/>
+    <w:next w:val="TableGrid"/>
     <w:rsid w:val="00B53BDC"/>
     <w:pPr>
       <w:spacing w:after="0" w:line="240" w:lineRule="auto"/>
@@ -31454,7 +31454,7 @@
   </w:style>
   <w:style w:type="character" w:customStyle="1" w:styleId="Heading1Char1">
     <w:name w:val="Heading 1 Char1"/>
-    <w:basedOn w:val="FontParagrafDefault"/>
+    <w:basedOn w:val="DefaultParagraphFont"/>
     <w:uiPriority w:val="9"/>
     <w:rsid w:val="00B53BDC"/>
     <w:rPr>
@@ -31504,7 +31504,7 @@
   </w:style>
   <w:style w:type="character" w:customStyle="1" w:styleId="TitleChar2">
     <w:name w:val="Title Char2"/>
-    <w:basedOn w:val="FontParagrafDefault"/>
+    <w:basedOn w:val="DefaultParagraphFont"/>
     <w:uiPriority w:val="10"/>
     <w:rsid w:val="00B53BDC"/>
     <w:rPr>
@@ -31518,22 +31518,22 @@
   </w:style>
   <w:style w:type="character" w:customStyle="1" w:styleId="HeaderChar1">
     <w:name w:val="Header Char1"/>
-    <w:basedOn w:val="FontParagrafDefault"/>
+    <w:basedOn w:val="DefaultParagraphFont"/>
     <w:uiPriority w:val="99"/>
     <w:semiHidden/>
     <w:rsid w:val="00B53BDC"/>
   </w:style>
   <w:style w:type="character" w:customStyle="1" w:styleId="FooterChar1">
     <w:name w:val="Footer Char1"/>
-    <w:basedOn w:val="FontParagrafDefault"/>
+    <w:basedOn w:val="DefaultParagraphFont"/>
     <w:uiPriority w:val="99"/>
     <w:semiHidden/>
     <w:rsid w:val="00B53BDC"/>
   </w:style>
   <w:style w:type="table" w:customStyle="1" w:styleId="TableGrid112">
     <w:name w:val="Table Grid112"/>
-    <w:basedOn w:val="TabelNormal"/>
-    <w:next w:val="KisiTabel"/>
+    <w:basedOn w:val="TableNormal"/>
+    <w:next w:val="TableGrid"/>
     <w:uiPriority w:val="59"/>
     <w:rsid w:val="00B53BDC"/>
     <w:pPr>
@@ -31553,10 +31553,10 @@
       </w:tblBorders>
     </w:tblPr>
   </w:style>
-  <w:style w:type="paragraph" w:styleId="TeksBiasa">
+  <w:style w:type="paragraph" w:styleId="PlainText">
     <w:name w:val="Plain Text"/>
     <w:basedOn w:val="Normal"/>
-    <w:link w:val="TeksBiasaKAR"/>
+    <w:link w:val="PlainTextChar"/>
     <w:uiPriority w:val="99"/>
     <w:unhideWhenUsed/>
     <w:rsid w:val="00B53BDC"/>
@@ -31569,10 +31569,10 @@
       <w:szCs w:val="21"/>
     </w:rPr>
   </w:style>
-  <w:style w:type="character" w:customStyle="1" w:styleId="TeksBiasaKAR">
-    <w:name w:val="Teks Biasa KAR"/>
-    <w:basedOn w:val="FontParagrafDefault"/>
-    <w:link w:val="TeksBiasa"/>
+  <w:style w:type="character" w:customStyle="1" w:styleId="PlainTextChar">
+    <w:name w:val="Plain Text Char"/>
+    <w:basedOn w:val="DefaultParagraphFont"/>
+    <w:link w:val="PlainText"/>
     <w:uiPriority w:val="99"/>
     <w:rsid w:val="00B53BDC"/>
     <w:rPr>
@@ -31923,8 +31923,8 @@
   </w:style>
   <w:style w:type="table" w:customStyle="1" w:styleId="TableGrid91">
     <w:name w:val="Table Grid91"/>
-    <w:basedOn w:val="TabelNormal"/>
-    <w:next w:val="KisiTabel"/>
+    <w:basedOn w:val="TableNormal"/>
+    <w:next w:val="TableGrid"/>
     <w:rsid w:val="00B53BDC"/>
     <w:pPr>
       <w:spacing w:after="0" w:line="240" w:lineRule="auto"/>
@@ -31945,8 +31945,8 @@
   </w:style>
   <w:style w:type="table" w:customStyle="1" w:styleId="TableGrid110">
     <w:name w:val="Table Grid110"/>
-    <w:basedOn w:val="TabelNormal"/>
-    <w:next w:val="KisiTabel"/>
+    <w:basedOn w:val="TableNormal"/>
+    <w:next w:val="TableGrid"/>
     <w:rsid w:val="00B53BDC"/>
     <w:pPr>
       <w:spacing w:after="0" w:line="240" w:lineRule="auto"/>
@@ -31967,8 +31967,8 @@
   </w:style>
   <w:style w:type="table" w:customStyle="1" w:styleId="TableGrid51">
     <w:name w:val="Table Grid51"/>
-    <w:basedOn w:val="TabelNormal"/>
-    <w:next w:val="KisiTabel"/>
+    <w:basedOn w:val="TableNormal"/>
+    <w:next w:val="TableGrid"/>
     <w:rsid w:val="00B53BDC"/>
     <w:pPr>
       <w:spacing w:after="0" w:line="240" w:lineRule="auto"/>
@@ -31992,8 +31992,8 @@
   </w:style>
   <w:style w:type="table" w:customStyle="1" w:styleId="TableGrid121">
     <w:name w:val="Table Grid121"/>
-    <w:basedOn w:val="TabelNormal"/>
-    <w:next w:val="KisiTabel"/>
+    <w:basedOn w:val="TableNormal"/>
+    <w:next w:val="TableGrid"/>
     <w:rsid w:val="00B53BDC"/>
     <w:pPr>
       <w:spacing w:after="0" w:line="240" w:lineRule="auto"/>
@@ -32011,8 +32011,8 @@
   </w:style>
   <w:style w:type="table" w:customStyle="1" w:styleId="TableGrid131">
     <w:name w:val="Table Grid131"/>
-    <w:basedOn w:val="TabelNormal"/>
-    <w:next w:val="KisiTabel"/>
+    <w:basedOn w:val="TableNormal"/>
+    <w:next w:val="TableGrid"/>
     <w:rsid w:val="00B53BDC"/>
     <w:pPr>
       <w:spacing w:after="0" w:line="240" w:lineRule="auto"/>
@@ -32030,8 +32030,8 @@
   </w:style>
   <w:style w:type="table" w:customStyle="1" w:styleId="TableGrid141">
     <w:name w:val="Table Grid141"/>
-    <w:basedOn w:val="TabelNormal"/>
-    <w:next w:val="KisiTabel"/>
+    <w:basedOn w:val="TableNormal"/>
+    <w:next w:val="TableGrid"/>
     <w:rsid w:val="00B53BDC"/>
     <w:pPr>
       <w:spacing w:after="0" w:line="240" w:lineRule="auto"/>
@@ -32049,8 +32049,8 @@
   </w:style>
   <w:style w:type="table" w:customStyle="1" w:styleId="TableGrid151">
     <w:name w:val="Table Grid151"/>
-    <w:basedOn w:val="TabelNormal"/>
-    <w:next w:val="KisiTabel"/>
+    <w:basedOn w:val="TableNormal"/>
+    <w:next w:val="TableGrid"/>
     <w:rsid w:val="00B53BDC"/>
     <w:pPr>
       <w:spacing w:after="0" w:line="240" w:lineRule="auto"/>
@@ -32068,8 +32068,8 @@
   </w:style>
   <w:style w:type="table" w:customStyle="1" w:styleId="TableGrid161">
     <w:name w:val="Table Grid161"/>
-    <w:basedOn w:val="TabelNormal"/>
-    <w:next w:val="KisiTabel"/>
+    <w:basedOn w:val="TableNormal"/>
+    <w:next w:val="TableGrid"/>
     <w:rsid w:val="00B53BDC"/>
     <w:pPr>
       <w:spacing w:after="0" w:line="240" w:lineRule="auto"/>
@@ -32087,8 +32087,8 @@
   </w:style>
   <w:style w:type="table" w:customStyle="1" w:styleId="TableGrid171">
     <w:name w:val="Table Grid171"/>
-    <w:basedOn w:val="TabelNormal"/>
-    <w:next w:val="KisiTabel"/>
+    <w:basedOn w:val="TableNormal"/>
+    <w:next w:val="TableGrid"/>
     <w:rsid w:val="00B53BDC"/>
     <w:pPr>
       <w:spacing w:after="0" w:line="240" w:lineRule="auto"/>
@@ -32106,8 +32106,8 @@
   </w:style>
   <w:style w:type="table" w:customStyle="1" w:styleId="TableGrid181">
     <w:name w:val="Table Grid181"/>
-    <w:basedOn w:val="TabelNormal"/>
-    <w:next w:val="KisiTabel"/>
+    <w:basedOn w:val="TableNormal"/>
+    <w:next w:val="TableGrid"/>
     <w:rsid w:val="00B53BDC"/>
     <w:pPr>
       <w:spacing w:after="0" w:line="240" w:lineRule="auto"/>
@@ -32125,8 +32125,8 @@
   </w:style>
   <w:style w:type="table" w:customStyle="1" w:styleId="TableGrid191">
     <w:name w:val="Table Grid191"/>
-    <w:basedOn w:val="TabelNormal"/>
-    <w:next w:val="KisiTabel"/>
+    <w:basedOn w:val="TableNormal"/>
+    <w:next w:val="TableGrid"/>
     <w:rsid w:val="00B53BDC"/>
     <w:pPr>
       <w:spacing w:after="0" w:line="240" w:lineRule="auto"/>
@@ -32144,8 +32144,8 @@
   </w:style>
   <w:style w:type="table" w:customStyle="1" w:styleId="TableGrid211">
     <w:name w:val="Table Grid211"/>
-    <w:basedOn w:val="TabelNormal"/>
-    <w:next w:val="KisiTabel"/>
+    <w:basedOn w:val="TableNormal"/>
+    <w:next w:val="TableGrid"/>
     <w:rsid w:val="00B53BDC"/>
     <w:pPr>
       <w:spacing w:after="0" w:line="240" w:lineRule="auto"/>
@@ -32163,7 +32163,7 @@
   </w:style>
   <w:style w:type="numbering" w:customStyle="1" w:styleId="NoList1111">
     <w:name w:val="No List1111"/>
-    <w:next w:val="TidakAdaDaftar"/>
+    <w:next w:val="NoList"/>
     <w:uiPriority w:val="99"/>
     <w:semiHidden/>
     <w:unhideWhenUsed/>
@@ -32349,10 +32349,10 @@
       </w:tcPr>
     </w:tblStylePr>
   </w:style>
-  <w:style w:type="character" w:customStyle="1" w:styleId="Judul4KAR">
-    <w:name w:val="Judul 4 KAR"/>
-    <w:basedOn w:val="FontParagrafDefault"/>
-    <w:link w:val="Judul4"/>
+  <w:style w:type="character" w:customStyle="1" w:styleId="Heading4Char">
+    <w:name w:val="Heading 4 Char"/>
+    <w:basedOn w:val="DefaultParagraphFont"/>
+    <w:link w:val="Heading4"/>
     <w:uiPriority w:val="9"/>
     <w:semiHidden/>
     <w:rsid w:val="00681DEC"/>
